--- a/tillsyn/A 8107-2024 tillsynsbegäran.docx
+++ b/tillsyn/A 8107-2024 tillsynsbegäran.docx
@@ -665,7 +665,7 @@
     <w:r>
       <w:tab/>
       <w:tab/>
-      <w:t>2025-11-20</w:t>
+      <w:t>2025-11-21</w:t>
       <w:br/>
       <w:br/>
     </w:r>

--- a/tillsyn/A 8107-2024 tillsynsbegäran.docx
+++ b/tillsyn/A 8107-2024 tillsynsbegäran.docx
@@ -665,7 +665,7 @@
     <w:r>
       <w:tab/>
       <w:tab/>
-      <w:t>2025-11-21</w:t>
+      <w:t>2025-11-22</w:t>
       <w:br/>
       <w:br/>
     </w:r>

--- a/tillsyn/A 8107-2024 tillsynsbegäran.docx
+++ b/tillsyn/A 8107-2024 tillsynsbegäran.docx
@@ -665,7 +665,7 @@
     <w:r>
       <w:tab/>
       <w:tab/>
-      <w:t>2025-11-22</w:t>
+      <w:t>2025-11-23</w:t>
       <w:br/>
       <w:br/>
     </w:r>

--- a/tillsyn/A 8107-2024 tillsynsbegäran.docx
+++ b/tillsyn/A 8107-2024 tillsynsbegäran.docx
@@ -665,7 +665,7 @@
     <w:r>
       <w:tab/>
       <w:tab/>
-      <w:t>2025-11-23</w:t>
+      <w:t>2025-11-24</w:t>
       <w:br/>
       <w:br/>
     </w:r>

--- a/tillsyn/A 8107-2024 tillsynsbegäran.docx
+++ b/tillsyn/A 8107-2024 tillsynsbegäran.docx
@@ -665,7 +665,7 @@
     <w:r>
       <w:tab/>
       <w:tab/>
-      <w:t>2025-11-24</w:t>
+      <w:t>2025-11-25</w:t>
       <w:br/>
       <w:br/>
     </w:r>

--- a/tillsyn/A 8107-2024 tillsynsbegäran.docx
+++ b/tillsyn/A 8107-2024 tillsynsbegäran.docx
@@ -665,7 +665,7 @@
     <w:r>
       <w:tab/>
       <w:tab/>
-      <w:t>2025-11-25</w:t>
+      <w:t>2025-11-26</w:t>
       <w:br/>
       <w:br/>
     </w:r>

--- a/tillsyn/A 8107-2024 tillsynsbegäran.docx
+++ b/tillsyn/A 8107-2024 tillsynsbegäran.docx
@@ -665,7 +665,7 @@
     <w:r>
       <w:tab/>
       <w:tab/>
-      <w:t>2025-11-26</w:t>
+      <w:t>2025-11-27</w:t>
       <w:br/>
       <w:br/>
     </w:r>

--- a/tillsyn/A 8107-2024 tillsynsbegäran.docx
+++ b/tillsyn/A 8107-2024 tillsynsbegäran.docx
@@ -665,7 +665,7 @@
     <w:r>
       <w:tab/>
       <w:tab/>
-      <w:t>2025-11-27</w:t>
+      <w:t>2025-11-28</w:t>
       <w:br/>
       <w:br/>
     </w:r>

--- a/tillsyn/A 8107-2024 tillsynsbegäran.docx
+++ b/tillsyn/A 8107-2024 tillsynsbegäran.docx
@@ -665,7 +665,7 @@
     <w:r>
       <w:tab/>
       <w:tab/>
-      <w:t>2025-11-28</w:t>
+      <w:t>2025-11-29</w:t>
       <w:br/>
       <w:br/>
     </w:r>

--- a/tillsyn/A 8107-2024 tillsynsbegäran.docx
+++ b/tillsyn/A 8107-2024 tillsynsbegäran.docx
@@ -665,7 +665,7 @@
     <w:r>
       <w:tab/>
       <w:tab/>
-      <w:t>2025-11-29</w:t>
+      <w:t>2025-11-30</w:t>
       <w:br/>
       <w:br/>
     </w:r>

--- a/tillsyn/A 8107-2024 tillsynsbegäran.docx
+++ b/tillsyn/A 8107-2024 tillsynsbegäran.docx
@@ -665,7 +665,7 @@
     <w:r>
       <w:tab/>
       <w:tab/>
-      <w:t>2025-11-30</w:t>
+      <w:t>2025-12-01</w:t>
       <w:br/>
       <w:br/>
     </w:r>

--- a/tillsyn/A 8107-2024 tillsynsbegäran.docx
+++ b/tillsyn/A 8107-2024 tillsynsbegäran.docx
@@ -665,7 +665,7 @@
     <w:r>
       <w:tab/>
       <w:tab/>
-      <w:t>2025-12-01</w:t>
+      <w:t>2025-12-02</w:t>
       <w:br/>
       <w:br/>
     </w:r>

--- a/tillsyn/A 8107-2024 tillsynsbegäran.docx
+++ b/tillsyn/A 8107-2024 tillsynsbegäran.docx
@@ -665,7 +665,7 @@
     <w:r>
       <w:tab/>
       <w:tab/>
-      <w:t>2025-12-02</w:t>
+      <w:t>2025-12-03</w:t>
       <w:br/>
       <w:br/>
     </w:r>

--- a/tillsyn/A 8107-2024 tillsynsbegäran.docx
+++ b/tillsyn/A 8107-2024 tillsynsbegäran.docx
@@ -665,7 +665,7 @@
     <w:r>
       <w:tab/>
       <w:tab/>
-      <w:t>2025-12-03</w:t>
+      <w:t>2025-12-04</w:t>
       <w:br/>
       <w:br/>
     </w:r>

--- a/tillsyn/A 8107-2024 tillsynsbegäran.docx
+++ b/tillsyn/A 8107-2024 tillsynsbegäran.docx
@@ -665,7 +665,7 @@
     <w:r>
       <w:tab/>
       <w:tab/>
-      <w:t>2025-12-04</w:t>
+      <w:t>2025-12-05</w:t>
       <w:br/>
       <w:br/>
     </w:r>

--- a/tillsyn/A 8107-2024 tillsynsbegäran.docx
+++ b/tillsyn/A 8107-2024 tillsynsbegäran.docx
@@ -665,7 +665,7 @@
     <w:r>
       <w:tab/>
       <w:tab/>
-      <w:t>2025-12-05</w:t>
+      <w:t>2025-12-06</w:t>
       <w:br/>
       <w:br/>
     </w:r>

--- a/tillsyn/A 8107-2024 tillsynsbegäran.docx
+++ b/tillsyn/A 8107-2024 tillsynsbegäran.docx
@@ -665,7 +665,7 @@
     <w:r>
       <w:tab/>
       <w:tab/>
-      <w:t>2025-12-06</w:t>
+      <w:t>2025-12-07</w:t>
       <w:br/>
       <w:br/>
     </w:r>

--- a/tillsyn/A 8107-2024 tillsynsbegäran.docx
+++ b/tillsyn/A 8107-2024 tillsynsbegäran.docx
@@ -665,7 +665,7 @@
     <w:r>
       <w:tab/>
       <w:tab/>
-      <w:t>2025-12-07</w:t>
+      <w:t>2025-12-08</w:t>
       <w:br/>
       <w:br/>
     </w:r>

--- a/tillsyn/A 8107-2024 tillsynsbegäran.docx
+++ b/tillsyn/A 8107-2024 tillsynsbegäran.docx
@@ -665,7 +665,7 @@
     <w:r>
       <w:tab/>
       <w:tab/>
-      <w:t>2025-12-08</w:t>
+      <w:t>2025-12-09</w:t>
       <w:br/>
       <w:br/>
     </w:r>

--- a/tillsyn/A 8107-2024 tillsynsbegäran.docx
+++ b/tillsyn/A 8107-2024 tillsynsbegäran.docx
@@ -665,7 +665,7 @@
     <w:r>
       <w:tab/>
       <w:tab/>
-      <w:t>2025-12-09</w:t>
+      <w:t>2025-12-10</w:t>
       <w:br/>
       <w:br/>
     </w:r>

--- a/tillsyn/A 8107-2024 tillsynsbegäran.docx
+++ b/tillsyn/A 8107-2024 tillsynsbegäran.docx
@@ -665,7 +665,7 @@
     <w:r>
       <w:tab/>
       <w:tab/>
-      <w:t>2025-12-10</w:t>
+      <w:t>2025-12-11</w:t>
       <w:br/>
       <w:br/>
     </w:r>

--- a/tillsyn/A 8107-2024 tillsynsbegäran.docx
+++ b/tillsyn/A 8107-2024 tillsynsbegäran.docx
@@ -665,7 +665,7 @@
     <w:r>
       <w:tab/>
       <w:tab/>
-      <w:t>2025-12-11</w:t>
+      <w:t>2025-12-12</w:t>
       <w:br/>
       <w:br/>
     </w:r>

--- a/tillsyn/A 8107-2024 tillsynsbegäran.docx
+++ b/tillsyn/A 8107-2024 tillsynsbegäran.docx
@@ -665,7 +665,7 @@
     <w:r>
       <w:tab/>
       <w:tab/>
-      <w:t>2025-12-12</w:t>
+      <w:t>2025-12-13</w:t>
       <w:br/>
       <w:br/>
     </w:r>

--- a/tillsyn/A 8107-2024 tillsynsbegäran.docx
+++ b/tillsyn/A 8107-2024 tillsynsbegäran.docx
@@ -665,7 +665,7 @@
     <w:r>
       <w:tab/>
       <w:tab/>
-      <w:t>2025-12-19</w:t>
+      <w:t>2025-12-20</w:t>
       <w:br/>
       <w:br/>
     </w:r>

--- a/tillsyn/A 8107-2024 tillsynsbegäran.docx
+++ b/tillsyn/A 8107-2024 tillsynsbegäran.docx
@@ -665,7 +665,7 @@
     <w:r>
       <w:tab/>
       <w:tab/>
-      <w:t>2025-12-20</w:t>
+      <w:t>2025-12-21</w:t>
       <w:br/>
       <w:br/>
     </w:r>

--- a/tillsyn/A 8107-2024 tillsynsbegäran.docx
+++ b/tillsyn/A 8107-2024 tillsynsbegäran.docx
@@ -665,7 +665,7 @@
     <w:r>
       <w:tab/>
       <w:tab/>
-      <w:t>2025-12-21</w:t>
+      <w:t>2025-12-22</w:t>
       <w:br/>
       <w:br/>
     </w:r>

--- a/tillsyn/A 8107-2024 tillsynsbegäran.docx
+++ b/tillsyn/A 8107-2024 tillsynsbegäran.docx
@@ -665,7 +665,7 @@
     <w:r>
       <w:tab/>
       <w:tab/>
-      <w:t>2025-12-22</w:t>
+      <w:t>2025-12-26</w:t>
       <w:br/>
       <w:br/>
     </w:r>

--- a/tillsyn/A 8107-2024 tillsynsbegäran.docx
+++ b/tillsyn/A 8107-2024 tillsynsbegäran.docx
@@ -665,7 +665,7 @@
     <w:r>
       <w:tab/>
       <w:tab/>
-      <w:t>2026-01-03</w:t>
+      <w:t>2026-01-04</w:t>
       <w:br/>
       <w:br/>
     </w:r>

--- a/tillsyn/A 8107-2024 tillsynsbegäran.docx
+++ b/tillsyn/A 8107-2024 tillsynsbegäran.docx
@@ -665,7 +665,7 @@
     <w:r>
       <w:tab/>
       <w:tab/>
-      <w:t>2026-01-07</w:t>
+      <w:t>2026-01-08</w:t>
       <w:br/>
       <w:br/>
     </w:r>

--- a/tillsyn/A 8107-2024 tillsynsbegäran.docx
+++ b/tillsyn/A 8107-2024 tillsynsbegäran.docx
@@ -665,7 +665,7 @@
     <w:r>
       <w:tab/>
       <w:tab/>
-      <w:t>2026-01-08</w:t>
+      <w:t>2026-01-09</w:t>
       <w:br/>
       <w:br/>
     </w:r>

--- a/tillsyn/A 8107-2024 tillsynsbegäran.docx
+++ b/tillsyn/A 8107-2024 tillsynsbegäran.docx
@@ -665,7 +665,7 @@
     <w:r>
       <w:tab/>
       <w:tab/>
-      <w:t>2026-01-09</w:t>
+      <w:t>2026-01-10</w:t>
       <w:br/>
       <w:br/>
     </w:r>

--- a/tillsyn/A 8107-2024 tillsynsbegäran.docx
+++ b/tillsyn/A 8107-2024 tillsynsbegäran.docx
@@ -665,7 +665,7 @@
     <w:r>
       <w:tab/>
       <w:tab/>
-      <w:t>2026-01-10</w:t>
+      <w:t>2026-01-11</w:t>
       <w:br/>
       <w:br/>
     </w:r>

--- a/tillsyn/A 8107-2024 tillsynsbegäran.docx
+++ b/tillsyn/A 8107-2024 tillsynsbegäran.docx
@@ -665,7 +665,7 @@
     <w:r>
       <w:tab/>
       <w:tab/>
-      <w:t>2026-01-11</w:t>
+      <w:t>2026-01-12</w:t>
       <w:br/>
       <w:br/>
     </w:r>

--- a/tillsyn/A 8107-2024 tillsynsbegäran.docx
+++ b/tillsyn/A 8107-2024 tillsynsbegäran.docx
@@ -665,7 +665,7 @@
     <w:r>
       <w:tab/>
       <w:tab/>
-      <w:t>2026-01-12</w:t>
+      <w:t>2026-01-13</w:t>
       <w:br/>
       <w:br/>
     </w:r>

--- a/tillsyn/A 8107-2024 tillsynsbegäran.docx
+++ b/tillsyn/A 8107-2024 tillsynsbegäran.docx
@@ -665,7 +665,7 @@
     <w:r>
       <w:tab/>
       <w:tab/>
-      <w:t>2026-01-13</w:t>
+      <w:t>2026-01-14</w:t>
       <w:br/>
       <w:br/>
     </w:r>

--- a/tillsyn/A 8107-2024 tillsynsbegäran.docx
+++ b/tillsyn/A 8107-2024 tillsynsbegäran.docx
@@ -665,7 +665,7 @@
     <w:r>
       <w:tab/>
       <w:tab/>
-      <w:t>2026-01-14</w:t>
+      <w:t>2026-01-15</w:t>
       <w:br/>
       <w:br/>
     </w:r>

--- a/tillsyn/A 8107-2024 tillsynsbegäran.docx
+++ b/tillsyn/A 8107-2024 tillsynsbegäran.docx
@@ -665,7 +665,7 @@
     <w:r>
       <w:tab/>
       <w:tab/>
-      <w:t>2026-01-15</w:t>
+      <w:t>2026-01-16</w:t>
       <w:br/>
       <w:br/>
     </w:r>

--- a/tillsyn/A 8107-2024 tillsynsbegäran.docx
+++ b/tillsyn/A 8107-2024 tillsynsbegäran.docx
@@ -665,7 +665,7 @@
     <w:r>
       <w:tab/>
       <w:tab/>
-      <w:t>2026-01-16</w:t>
+      <w:t>2026-01-17</w:t>
       <w:br/>
       <w:br/>
     </w:r>

--- a/tillsyn/A 8107-2024 tillsynsbegäran.docx
+++ b/tillsyn/A 8107-2024 tillsynsbegäran.docx
@@ -665,7 +665,7 @@
     <w:r>
       <w:tab/>
       <w:tab/>
-      <w:t>2026-01-17</w:t>
+      <w:t>2026-01-18</w:t>
       <w:br/>
       <w:br/>
     </w:r>

--- a/tillsyn/A 8107-2024 tillsynsbegäran.docx
+++ b/tillsyn/A 8107-2024 tillsynsbegäran.docx
@@ -665,7 +665,7 @@
     <w:r>
       <w:tab/>
       <w:tab/>
-      <w:t>2026-01-18</w:t>
+      <w:t>2026-01-19</w:t>
       <w:br/>
       <w:br/>
     </w:r>

--- a/tillsyn/A 8107-2024 tillsynsbegäran.docx
+++ b/tillsyn/A 8107-2024 tillsynsbegäran.docx
@@ -665,7 +665,7 @@
     <w:r>
       <w:tab/>
       <w:tab/>
-      <w:t>2026-01-19</w:t>
+      <w:t>2026-01-20</w:t>
       <w:br/>
       <w:br/>
     </w:r>

--- a/tillsyn/A 8107-2024 tillsynsbegäran.docx
+++ b/tillsyn/A 8107-2024 tillsynsbegäran.docx
@@ -665,7 +665,7 @@
     <w:r>
       <w:tab/>
       <w:tab/>
-      <w:t>2026-01-20</w:t>
+      <w:t>2026-01-21</w:t>
       <w:br/>
       <w:br/>
     </w:r>

--- a/tillsyn/A 8107-2024 tillsynsbegäran.docx
+++ b/tillsyn/A 8107-2024 tillsynsbegäran.docx
@@ -665,7 +665,7 @@
     <w:r>
       <w:tab/>
       <w:tab/>
-      <w:t>2026-01-21</w:t>
+      <w:t>2026-01-23</w:t>
       <w:br/>
       <w:br/>
     </w:r>

--- a/tillsyn/A 8107-2024 tillsynsbegäran.docx
+++ b/tillsyn/A 8107-2024 tillsynsbegäran.docx
@@ -665,7 +665,7 @@
     <w:r>
       <w:tab/>
       <w:tab/>
-      <w:t>2026-01-23</w:t>
+      <w:t>2026-01-24</w:t>
       <w:br/>
       <w:br/>
     </w:r>

--- a/tillsyn/A 8107-2024 tillsynsbegäran.docx
+++ b/tillsyn/A 8107-2024 tillsynsbegäran.docx
@@ -665,7 +665,7 @@
     <w:r>
       <w:tab/>
       <w:tab/>
-      <w:t>2026-01-24</w:t>
+      <w:t>2026-01-25</w:t>
       <w:br/>
       <w:br/>
     </w:r>

--- a/tillsyn/A 8107-2024 tillsynsbegäran.docx
+++ b/tillsyn/A 8107-2024 tillsynsbegäran.docx
@@ -665,7 +665,7 @@
     <w:r>
       <w:tab/>
       <w:tab/>
-      <w:t>2026-01-25</w:t>
+      <w:t>2026-01-26</w:t>
       <w:br/>
       <w:br/>
     </w:r>

--- a/tillsyn/A 8107-2024 tillsynsbegäran.docx
+++ b/tillsyn/A 8107-2024 tillsynsbegäran.docx
@@ -665,7 +665,7 @@
     <w:r>
       <w:tab/>
       <w:tab/>
-      <w:t>2026-01-26</w:t>
+      <w:t>2026-01-27</w:t>
       <w:br/>
       <w:br/>
     </w:r>

--- a/tillsyn/A 8107-2024 tillsynsbegäran.docx
+++ b/tillsyn/A 8107-2024 tillsynsbegäran.docx
@@ -665,7 +665,7 @@
     <w:r>
       <w:tab/>
       <w:tab/>
-      <w:t>2026-01-27</w:t>
+      <w:t>2026-01-28</w:t>
       <w:br/>
       <w:br/>
     </w:r>

--- a/tillsyn/A 8107-2024 tillsynsbegäran.docx
+++ b/tillsyn/A 8107-2024 tillsynsbegäran.docx
@@ -799,7 +799,7 @@
     <w:r>
       <w:tab/>
       <w:tab/>
-      <w:t>2026-05-16</w:t>
+      <w:t>2026-05-17</w:t>
       <w:br/>
       <w:br/>
     </w:r>

--- a/tillsyn/A 8107-2024 tillsynsbegäran.docx
+++ b/tillsyn/A 8107-2024 tillsynsbegäran.docx
@@ -799,7 +799,7 @@
     <w:r>
       <w:tab/>
       <w:tab/>
-      <w:t>2026-05-17</w:t>
+      <w:t>2026-05-18</w:t>
       <w:br/>
       <w:br/>
     </w:r>

--- a/tillsyn/A 8107-2024 tillsynsbegäran.docx
+++ b/tillsyn/A 8107-2024 tillsynsbegäran.docx
@@ -799,7 +799,7 @@
     <w:r>
       <w:tab/>
       <w:tab/>
-      <w:t>2026-05-18</w:t>
+      <w:t>2026-05-19</w:t>
       <w:br/>
       <w:br/>
     </w:r>

--- a/tillsyn/A 8107-2024 tillsynsbegäran.docx
+++ b/tillsyn/A 8107-2024 tillsynsbegäran.docx
@@ -799,7 +799,7 @@
     <w:r>
       <w:tab/>
       <w:tab/>
-      <w:t>2026-05-19</w:t>
+      <w:t>2026-05-20</w:t>
       <w:br/>
       <w:br/>
     </w:r>

--- a/tillsyn/A 8107-2024 tillsynsbegäran.docx
+++ b/tillsyn/A 8107-2024 tillsynsbegäran.docx
@@ -799,7 +799,7 @@
     <w:r>
       <w:tab/>
       <w:tab/>
-      <w:t>2026-05-20</w:t>
+      <w:t>2026-05-21</w:t>
       <w:br/>
       <w:br/>
     </w:r>

--- a/tillsyn/A 8107-2024 tillsynsbegäran.docx
+++ b/tillsyn/A 8107-2024 tillsynsbegäran.docx
@@ -799,7 +799,7 @@
     <w:r>
       <w:tab/>
       <w:tab/>
-      <w:t>2026-05-21</w:t>
+      <w:t>2026-05-22</w:t>
       <w:br/>
       <w:br/>
     </w:r>

--- a/tillsyn/A 8107-2024 tillsynsbegäran.docx
+++ b/tillsyn/A 8107-2024 tillsynsbegäran.docx
@@ -799,7 +799,7 @@
     <w:r>
       <w:tab/>
       <w:tab/>
-      <w:t>2026-05-22</w:t>
+      <w:t>2026-05-23</w:t>
       <w:br/>
       <w:br/>
     </w:r>

--- a/tillsyn/A 8107-2024 tillsynsbegäran.docx
+++ b/tillsyn/A 8107-2024 tillsynsbegäran.docx
@@ -799,7 +799,7 @@
     <w:r>
       <w:tab/>
       <w:tab/>
-      <w:t>2026-05-23</w:t>
+      <w:t>2026-05-24</w:t>
       <w:br/>
       <w:br/>
     </w:r>

--- a/tillsyn/A 8107-2024 tillsynsbegäran.docx
+++ b/tillsyn/A 8107-2024 tillsynsbegäran.docx
@@ -799,7 +799,7 @@
     <w:r>
       <w:tab/>
       <w:tab/>
-      <w:t>2026-05-24</w:t>
+      <w:t>2026-05-25</w:t>
       <w:br/>
       <w:br/>
     </w:r>

--- a/tillsyn/A 8107-2024 tillsynsbegäran.docx
+++ b/tillsyn/A 8107-2024 tillsynsbegäran.docx
@@ -799,7 +799,7 @@
     <w:r>
       <w:tab/>
       <w:tab/>
-      <w:t>2026-05-25</w:t>
+      <w:t>2026-05-26</w:t>
       <w:br/>
       <w:br/>
     </w:r>

--- a/tillsyn/A 8107-2024 tillsynsbegäran.docx
+++ b/tillsyn/A 8107-2024 tillsynsbegäran.docx
@@ -799,7 +799,7 @@
     <w:r>
       <w:tab/>
       <w:tab/>
-      <w:t>2026-05-26</w:t>
+      <w:t>2026-05-27</w:t>
       <w:br/>
       <w:br/>
     </w:r>

--- a/tillsyn/A 8107-2024 tillsynsbegäran.docx
+++ b/tillsyn/A 8107-2024 tillsynsbegäran.docx
@@ -799,7 +799,7 @@
     <w:r>
       <w:tab/>
       <w:tab/>
-      <w:t>2026-05-27</w:t>
+      <w:t>2026-05-28</w:t>
       <w:br/>
       <w:br/>
     </w:r>

--- a/tillsyn/A 8107-2024 tillsynsbegäran.docx
+++ b/tillsyn/A 8107-2024 tillsynsbegäran.docx
@@ -799,7 +799,7 @@
     <w:r>
       <w:tab/>
       <w:tab/>
-      <w:t>2026-05-28</w:t>
+      <w:t>2026-05-29</w:t>
       <w:br/>
       <w:br/>
     </w:r>

--- a/tillsyn/A 8107-2024 tillsynsbegäran.docx
+++ b/tillsyn/A 8107-2024 tillsynsbegäran.docx
@@ -799,7 +799,7 @@
     <w:r>
       <w:tab/>
       <w:tab/>
-      <w:t>2026-05-29</w:t>
+      <w:t>2026-05-30</w:t>
       <w:br/>
       <w:br/>
     </w:r>

--- a/tillsyn/A 8107-2024 tillsynsbegäran.docx
+++ b/tillsyn/A 8107-2024 tillsynsbegäran.docx
@@ -799,7 +799,7 @@
     <w:r>
       <w:tab/>
       <w:tab/>
-      <w:t>2026-05-30</w:t>
+      <w:t>2026-05-31</w:t>
       <w:br/>
       <w:br/>
     </w:r>

--- a/tillsyn/A 8107-2024 tillsynsbegäran.docx
+++ b/tillsyn/A 8107-2024 tillsynsbegäran.docx
@@ -799,7 +799,7 @@
     <w:r>
       <w:tab/>
       <w:tab/>
-      <w:t>2026-05-31</w:t>
+      <w:t>2026-06-01</w:t>
       <w:br/>
       <w:br/>
     </w:r>

--- a/tillsyn/A 8107-2024 tillsynsbegäran.docx
+++ b/tillsyn/A 8107-2024 tillsynsbegäran.docx
@@ -799,7 +799,7 @@
     <w:r>
       <w:tab/>
       <w:tab/>
-      <w:t>2026-06-01</w:t>
+      <w:t>2026-06-02</w:t>
       <w:br/>
       <w:br/>
     </w:r>

--- a/tillsyn/A 8107-2024 tillsynsbegäran.docx
+++ b/tillsyn/A 8107-2024 tillsynsbegäran.docx
@@ -799,7 +799,7 @@
     <w:r>
       <w:tab/>
       <w:tab/>
-      <w:t>2026-06-02</w:t>
+      <w:t>2026-06-03</w:t>
       <w:br/>
       <w:br/>
     </w:r>

--- a/tillsyn/A 8107-2024 tillsynsbegäran.docx
+++ b/tillsyn/A 8107-2024 tillsynsbegäran.docx
@@ -799,7 +799,7 @@
     <w:r>
       <w:tab/>
       <w:tab/>
-      <w:t>2026-06-03</w:t>
+      <w:t>2026-06-04</w:t>
       <w:br/>
       <w:br/>
     </w:r>

--- a/tillsyn/A 8107-2024 tillsynsbegäran.docx
+++ b/tillsyn/A 8107-2024 tillsynsbegäran.docx
@@ -799,7 +799,7 @@
     <w:r>
       <w:tab/>
       <w:tab/>
-      <w:t>2026-06-04</w:t>
+      <w:t>2026-06-05</w:t>
       <w:br/>
       <w:br/>
     </w:r>

--- a/tillsyn/A 8107-2024 tillsynsbegäran.docx
+++ b/tillsyn/A 8107-2024 tillsynsbegäran.docx
@@ -799,7 +799,7 @@
     <w:r>
       <w:tab/>
       <w:tab/>
-      <w:t>2026-06-05</w:t>
+      <w:t>2026-06-06</w:t>
       <w:br/>
       <w:br/>
     </w:r>

--- a/tillsyn/A 8107-2024 tillsynsbegäran.docx
+++ b/tillsyn/A 8107-2024 tillsynsbegäran.docx
@@ -799,7 +799,7 @@
     <w:r>
       <w:tab/>
       <w:tab/>
-      <w:t>2026-06-06</w:t>
+      <w:t>2026-06-07</w:t>
       <w:br/>
       <w:br/>
     </w:r>

--- a/tillsyn/A 8107-2024 tillsynsbegäran.docx
+++ b/tillsyn/A 8107-2024 tillsynsbegäran.docx
@@ -799,7 +799,7 @@
     <w:r>
       <w:tab/>
       <w:tab/>
-      <w:t>2026-06-07</w:t>
+      <w:t>2026-06-08</w:t>
       <w:br/>
       <w:br/>
     </w:r>

--- a/tillsyn/A 8107-2024 tillsynsbegäran.docx
+++ b/tillsyn/A 8107-2024 tillsynsbegäran.docx
@@ -799,7 +799,7 @@
     <w:r>
       <w:tab/>
       <w:tab/>
-      <w:t>2026-06-08</w:t>
+      <w:t>2026-06-09</w:t>
       <w:br/>
       <w:br/>
     </w:r>

--- a/tillsyn/A 8107-2024 tillsynsbegäran.docx
+++ b/tillsyn/A 8107-2024 tillsynsbegäran.docx
@@ -799,7 +799,7 @@
     <w:r>
       <w:tab/>
       <w:tab/>
-      <w:t>2026-06-09</w:t>
+      <w:t>2026-06-10</w:t>
       <w:br/>
       <w:br/>
     </w:r>

--- a/tillsyn/A 8107-2024 tillsynsbegäran.docx
+++ b/tillsyn/A 8107-2024 tillsynsbegäran.docx
@@ -799,7 +799,7 @@
     <w:r>
       <w:tab/>
       <w:tab/>
-      <w:t>2026-06-10</w:t>
+      <w:t>2026-06-11</w:t>
       <w:br/>
       <w:br/>
     </w:r>

--- a/tillsyn/A 8107-2024 tillsynsbegäran.docx
+++ b/tillsyn/A 8107-2024 tillsynsbegäran.docx
@@ -799,7 +799,7 @@
     <w:r>
       <w:tab/>
       <w:tab/>
-      <w:t>2026-06-11</w:t>
+      <w:t>2026-06-12</w:t>
       <w:br/>
       <w:br/>
     </w:r>

--- a/tillsyn/A 8107-2024 tillsynsbegäran.docx
+++ b/tillsyn/A 8107-2024 tillsynsbegäran.docx
@@ -799,7 +799,7 @@
     <w:r>
       <w:tab/>
       <w:tab/>
-      <w:t>2026-06-12</w:t>
+      <w:t>2026-06-13</w:t>
       <w:br/>
       <w:br/>
     </w:r>

--- a/tillsyn/A 8107-2024 tillsynsbegäran.docx
+++ b/tillsyn/A 8107-2024 tillsynsbegäran.docx
@@ -799,7 +799,7 @@
     <w:r>
       <w:tab/>
       <w:tab/>
-      <w:t>2026-06-13</w:t>
+      <w:t>2026-06-14</w:t>
       <w:br/>
       <w:br/>
     </w:r>

--- a/tillsyn/A 8107-2024 tillsynsbegäran.docx
+++ b/tillsyn/A 8107-2024 tillsynsbegäran.docx
@@ -799,7 +799,7 @@
     <w:r>
       <w:tab/>
       <w:tab/>
-      <w:t>2026-06-15</w:t>
+      <w:t>2026-06-16</w:t>
       <w:br/>
       <w:br/>
     </w:r>

--- a/tillsyn/A 8107-2024 tillsynsbegäran.docx
+++ b/tillsyn/A 8107-2024 tillsynsbegäran.docx
@@ -799,7 +799,7 @@
     <w:r>
       <w:tab/>
       <w:tab/>
-      <w:t>2026-06-16</w:t>
+      <w:t>2026-06-17</w:t>
       <w:br/>
       <w:br/>
     </w:r>

--- a/tillsyn/A 8107-2024 tillsynsbegäran.docx
+++ b/tillsyn/A 8107-2024 tillsynsbegäran.docx
@@ -1,6 +1,6 @@
 
 <file path=word/document.xml><?xml version="1.0" encoding="utf-8"?>
-<w:document xmlns:wpc="http://schemas.microsoft.com/office/word/2010/wordprocessingCanvas" xmlns:cx="http://schemas.microsoft.com/office/drawing/2014/chartex" xmlns:cx1="http://schemas.microsoft.com/office/drawing/2015/9/8/chartex" xmlns:cx2="http://schemas.microsoft.com/office/drawing/2015/10/21/chartex" xmlns:cx3="http://schemas.microsoft.com/office/drawing/2016/5/9/chartex" xmlns:cx4="http://schemas.microsoft.com/office/drawing/2016/5/10/chartex" xmlns:cx5="http://schemas.microsoft.com/office/drawing/2016/5/11/chartex" xmlns:cx6="http://schemas.microsoft.com/office/drawing/2016/5/12/chartex" xmlns:cx7="http://schemas.microsoft.com/office/drawing/2016/5/13/chartex" xmlns:cx8="http://schemas.microsoft.com/office/drawing/2016/5/14/chartex" xmlns:mc="http://schemas.openxmlformats.org/markup-compatibility/2006" xmlns:aink="http://schemas.microsoft.com/office/drawing/2016/ink" xmlns:am3d="http://schemas.microsoft.com/office/drawing/2017/model3d" xmlns:o="urn:schemas-microsoft-com:office:office" xmlns:oel="http://schemas.microsoft.com/office/2019/extlst" xmlns:r="http://schemas.openxmlformats.org/officeDocument/2006/relationships" xmlns:m="http://schemas.openxmlformats.org/officeDocument/2006/math" xmlns:v="urn:schemas-microsoft-com:vml" xmlns:wp14="http://schemas.microsoft.com/office/word/2010/wordprocessingDrawing" xmlns:wp="http://schemas.openxmlformats.org/drawingml/2006/wordprocessingDrawing" xmlns:w10="urn:schemas-microsoft-com:office:word" xmlns:w="http://schemas.openxmlformats.org/wordprocessingml/2006/main" xmlns:w14="http://schemas.microsoft.com/office/word/2010/wordml" xmlns:w15="http://schemas.microsoft.com/office/word/2012/wordml" xmlns:w16cex="http://schemas.microsoft.com/office/word/2018/wordml/cex" xmlns:w16cid="http://schemas.microsoft.com/office/word/2016/wordml/cid" xmlns:w16="http://schemas.microsoft.com/office/word/2018/wordml" xmlns:w16sdtdh="http://schemas.microsoft.com/office/word/2020/wordml/sdtdatahash" xmlns:w16se="http://schemas.microsoft.com/office/word/2015/wordml/symex" xmlns:wpg="http://schemas.microsoft.com/office/word/2010/wordprocessingGroup" xmlns:wpi="http://schemas.microsoft.com/office/word/2010/wordprocessingInk" xmlns:wne="http://schemas.microsoft.com/office/word/2006/wordml" xmlns:wps="http://schemas.microsoft.com/office/word/2010/wordprocessingShape" mc:Ignorable="w14 w15 w16se w16cid w16 w16cex w16sdtdh wp14">
+<w:document xmlns:wpc="http://schemas.microsoft.com/office/word/2010/wordprocessingCanvas" xmlns:cx="http://schemas.microsoft.com/office/drawing/2014/chartex" xmlns:cx1="http://schemas.microsoft.com/office/drawing/2015/9/8/chartex" xmlns:cx2="http://schemas.microsoft.com/office/drawing/2015/10/21/chartex" xmlns:cx3="http://schemas.microsoft.com/office/drawing/2016/5/9/chartex" xmlns:cx4="http://schemas.microsoft.com/office/drawing/2016/5/10/chartex" xmlns:cx5="http://schemas.microsoft.com/office/drawing/2016/5/11/chartex" xmlns:cx6="http://schemas.microsoft.com/office/drawing/2016/5/12/chartex" xmlns:cx7="http://schemas.microsoft.com/office/drawing/2016/5/13/chartex" xmlns:cx8="http://schemas.microsoft.com/office/drawing/2016/5/14/chartex" xmlns:mc="http://schemas.openxmlformats.org/markup-compatibility/2006" xmlns:aink="http://schemas.microsoft.com/office/drawing/2016/ink" xmlns:am3d="http://schemas.microsoft.com/office/drawing/2017/model3d" xmlns:o="urn:schemas-microsoft-com:office:office" xmlns:oel="http://schemas.microsoft.com/office/2019/extlst" xmlns:r="http://schemas.openxmlformats.org/officeDocument/2006/relationships" xmlns:m="http://schemas.openxmlformats.org/officeDocument/2006/math" xmlns:v="urn:schemas-microsoft-com:vml" xmlns:wp14="http://schemas.microsoft.com/office/word/2010/wordprocessingDrawing" xmlns:wp="http://schemas.openxmlformats.org/drawingml/2006/wordprocessingDrawing" xmlns:w10="urn:schemas-microsoft-com:office:word" xmlns:w="http://schemas.openxmlformats.org/wordprocessingml/2006/main" xmlns:w14="http://schemas.microsoft.com/office/word/2010/wordml" xmlns:w15="http://schemas.microsoft.com/office/word/2012/wordml" xmlns:w16cex="http://schemas.microsoft.com/office/word/2018/wordml/cex" xmlns:w16cid="http://schemas.microsoft.com/office/word/2016/wordml/cid" xmlns:w16="http://schemas.microsoft.com/office/word/2018/wordml" xmlns:w16du="http://schemas.microsoft.com/office/word/2023/wordml/word16du" xmlns:w16sdtdh="http://schemas.microsoft.com/office/word/2020/wordml/sdtdatahash" xmlns:w16sdtfl="http://schemas.microsoft.com/office/word/2024/wordml/sdtformatlock" xmlns:w16se="http://schemas.microsoft.com/office/word/2015/wordml/symex" xmlns:wpg="http://schemas.microsoft.com/office/word/2010/wordprocessingGroup" xmlns:wpi="http://schemas.microsoft.com/office/word/2010/wordprocessingInk" xmlns:wne="http://schemas.microsoft.com/office/word/2006/wordml" xmlns:wps="http://schemas.microsoft.com/office/word/2010/wordprocessingShape" mc:Ignorable="w14 w15 w16se w16cid w16 w16cex w16sdtdh w16sdtfl w16du wp14">
   <w:body>
     <w:p>
       <w:pPr>
@@ -12,35 +12,10 @@
     </w:p>
     <w:p>
       <w:r>
-        <w:t>Detta dokument behandlar höga naturvärden i avverkningsanmälan A 8107-2024 i Orsa kommun. Denna avverkningsanmälan inkom 2024-02-29 00:00:00 och omfattar 13,6 ha.</w:t>
-      </w:r>
-    </w:p>
-    <w:p>
-      <w:r>
-        <w:t>Vi begär härmed att Skogsstyrelsen fattar beslut enligt miljöbalken som säkerställer att skogens höga naturvärden bevaras samt säkerställer att EU-lagstiftning efterlevs och att artskyddsbrott förhindras. Vi önskar även ta del av de ställningstaganden och beslut som myndigheterna meddelar till följd av aktuell avverkningsanmälan och föreningens inlaga (se 34 § förvaltningslagen).</w:t>
-      </w:r>
-    </w:p>
-    <w:p>
-      <w:r>
-        <w:t>Nedan beskrivs fynd av naturvårdsarter och fridlysta arter som gjorts i det avverkningsanmälda området. I BILAGA 1 finns artfakta om fridlysta och rödlistade arter.</w:t>
-      </w:r>
-    </w:p>
-    <w:p>
-      <w:pPr>
-        <w:pStyle w:val="Heading1"/>
-      </w:pPr>
-      <w:r>
-        <w:t>Naturvårdsarter</w:t>
-      </w:r>
-    </w:p>
-    <w:p>
-      <w:r>
-        <w:t>I avverkningsanmälan har följande 6 naturvårdsarter hittats: garnlav (NT), grönhjon (NT), lunglav (NT), mörk kolflarnlav (NT), tretåig hackspett (NT, §4) och tjäder (§4). Av dessa är 5 rödlistade. För rödlistade arter har rödlistekategorin angivits inom parentes. För fridlysta arter anges även paragrafen i Artskyddsförordningen som arten är fridlyst enligt.</w:t>
-      </w:r>
-    </w:p>
-    <w:p>
-      <w:r>
-        <w:t>De påträffade naturvårdsarterna är ett tydligt kvitto på att detta rör sig om en skog med höga naturvärden. I Figur 1 visas en karta över det avverkningsanmälda området, där samtliga fyndplatser för naturvårdsarter som finns registrerade på Artportalen har markerats.</w:t>
+        <w:t>Detta dokument behandlar höga naturvärden i avverkningsanmälan A 8107-2024 i Orsa kommun som inkom 2024-02-29 och omfattar 13,6 ha.</w:t>
+      </w:r>
+      <w:r>
+        <w:t xml:space="preserve"> I Figur 1 visas fyndplatser för naturvårdsarter i området, som finns registrerade på Artportalen.</w:t>
       </w:r>
     </w:p>
     <w:p>
@@ -50,7 +25,7 @@
       <w:r>
         <w:drawing>
           <wp:inline xmlns:a="http://schemas.openxmlformats.org/drawingml/2006/main" xmlns:pic="http://schemas.openxmlformats.org/drawingml/2006/picture">
-            <wp:extent cx="5486400" cy="6432955"/>
+            <wp:extent cx="5078153" cy="5688000"/>
             <wp:docPr id="1" name="Picture 1"/>
             <wp:cNvGraphicFramePr>
               <a:graphicFrameLocks noChangeAspect="1"/>
@@ -71,7 +46,7 @@
                   <pic:spPr>
                     <a:xfrm>
                       <a:off x="0" y="0"/>
-                      <a:ext cx="5486400" cy="6432955"/>
+                      <a:ext cx="5078153" cy="5688000"/>
                     </a:xfrm>
                     <a:prstGeom prst="rect"/>
                   </pic:spPr>
@@ -85,116 +60,25 @@
     <w:p>
       <w:pPr>
         <w:pStyle w:val="Caption"/>
+        <w:spacing w:after="240"/>
       </w:pPr>
       <w:r>
-        <w:t>Figur 1. Fyndplatser för naturvårdsarter i det avverkningsanmälda området (röd linje). Markörer utan svart kant är placerade på fyndplatsen. Markörer med svart kant är placerade vid sidan av fyndplatsen och har ett svart streck som visar fyndplatsens exakta position. Kartans mittpunktskoordinat är N 6806058, E 493259 i SWEREF 99 TM.</w:t>
+        <w:t>Figur 1. Fyndplatser för naturvårdsarter i och inom 20 meter från avverkningsanmälan (röd linje). Inom parentes anges rödlistekategorier, S för signalarter, Tför typiska arter och fridlysningsparagrafer i artskyddsförordningen.Markörer utan svart kant är placerade på fyndplatsen. Markörer med svart kant är placerade vid sidan av fyndplatsen och har ett svart streck som visar fyndplatsens exakta position. Kartans mittpunktskoordinat är N 6806058, E 493259 i SWEREF 99 TM.</w:t>
       </w:r>
     </w:p>
     <w:p>
       <w:r>
-        <w:rPr>
-          <w:b/>
-        </w:rPr>
-        <w:t>Garnlav (VU)</w:t>
-      </w:r>
-      <w:r>
-        <w:t xml:space="preserve"> är en utpräglad barrskogsart som ibland kan drapera träden i norrländska grannaturskogar med hög luftfuktighet. Den förekommer även i talldominerade bestånd där den, förutom i trädens grenverk, påträffas hängande över ojämnheter i tallbarken. Arten har minskat starkt i södra och mellersta Sverige och den minskar även i sitt nordliga utbredningsområde. Minskningstakten uppgår till 30 (20–50) % inom 50 år och överstiger gränsvärdet för Sårbar (VU). Orsaken till tillbakagången beror främst på slutavverkningar av naturskogsartade skogar. Bestånd med riklig förekomst bör regelmässigt sparas, vilket även gynnar flera andra sällsynta och rödlistade arter. Garnlav är värdväxt för den mycket sällsynta och akut hotade fjärilen barrskogslavfly (CR) som hör hemma i boreala barrskogar med riklig förekomst av värdväxten. Tidigare kunde arten konstateras årligen på flera platser vid Dala-Floda i Dalarna innan lokalerna kalavverkades. Senaste fyndet i landet av barrskogslavfly är från år 2000 då den påträffades vid Högberget i Sollefteå kommun. Garnlav är typisk art för </w:t>
-      </w:r>
-      <w:r>
-        <w:rPr>
-          <w:i/>
-        </w:rPr>
-        <w:t xml:space="preserve">9010 Taiga </w:t>
-      </w:r>
-      <w:r>
-        <w:t>och</w:t>
-      </w:r>
-      <w:r>
-        <w:rPr>
-          <w:i/>
-        </w:rPr>
-        <w:t xml:space="preserve"> 9070 Trädklädd betesmark</w:t>
-      </w:r>
-      <w:r>
-        <w:t xml:space="preserve"> (SLU Artdatabanken, 2026).</w:t>
+        <w:t>Vi begär härmed att Skogsstyrelsen fattar beslut enligt miljöbalken som säkerställer att skogens höga naturvärden bevaras samt att EU-lagstiftning efterlevs och att artskyddsbrott förhindras.</w:t>
       </w:r>
     </w:p>
     <w:p>
       <w:r>
-        <w:rPr>
-          <w:b/>
-        </w:rPr>
-        <w:t>Grönhjon (NT)</w:t>
-      </w:r>
-      <w:r>
-        <w:t xml:space="preserve"> är en skalbagge vars larvutveckling framför allt sker i grovbarkiga grenar (minst 3–5 cm tjocka) på gamla granar, men även i klena stamdelar av barrträd, främst gran, i mindre omfattning tall. Arten är knuten till gamla och gärna glesa granskogar där det finns långsamväxande träd med välutvecklat grenverk. Larverna lever i den skrovliga barken och gör en flera cm bred platt gång som mest liknar en rund håla och är tydligt nedsänkt i vedytan. I kanten av eller mitt på gången finner man en 5 mm bred, oval gång in i grenens ved där arten gör sin puppkammare. Insekten kläcks sedan ut genom samma gång. Främsta hotet är att gamla granar med grova grenar försvinner genom skogsbruk. Äldre granbestånd bör sparas så långt det är möjligt, och inte gallras eller slutavverkas (SLU Artdatabanken, 2024).</w:t>
+        <w:t>Vi önskar även ta del av de ställningstaganden och beslut som myndigheten meddelar till följd av aktuell avverkningsanmälan och föreningens inlaga (se 34 § förvaltningslagen).</w:t>
       </w:r>
     </w:p>
     <w:p>
       <w:r>
-        <w:rPr>
-          <w:b/>
-        </w:rPr>
-        <w:t>Lunglav (NT)</w:t>
-      </w:r>
-      <w:r>
-        <w:t xml:space="preserve"> är en av vårt lands främsta signalarter som överallt indikerar gamla lövträd, skogsbestånd med höga naturvärden och ekosystem med långskoglig kontinuitet. Lokalt kan förekomsten vara mycket riklig men den hittas nästan enbart i gamla och ej slutavverkade skogar. Artens samtliga förekomster bör uppmärksammas från naturvårdssynpunkt, då många lokaler även hyser andra ovanliga och rödlistade arter. Rikliga förekomster bör skyddas med biotopskydd, frivilliga avsättningar eller reservat. På lunglav kan de sällsynta lavparasiterna lunglavshårprick (CR), </w:t>
-      </w:r>
-      <w:r>
-        <w:rPr>
-          <w:i/>
-        </w:rPr>
-        <w:t>Abrothallus diederichii</w:t>
-      </w:r>
-      <w:r>
-        <w:t xml:space="preserve"> (VU), </w:t>
-      </w:r>
-      <w:r>
-        <w:rPr>
-          <w:i/>
-        </w:rPr>
-        <w:t>Abrothallus lobariae</w:t>
-      </w:r>
-      <w:r>
-        <w:t xml:space="preserve"> (VU), </w:t>
-      </w:r>
-      <w:r>
-        <w:rPr>
-          <w:i/>
-        </w:rPr>
-        <w:t>Calycina lobariae</w:t>
-      </w:r>
-      <w:r>
-        <w:t xml:space="preserve"> (VU), lunglavsknapp (VU) och skrovelmössing (VU) påträffas. Lunglav är typisk art för </w:t>
-      </w:r>
-      <w:r>
-        <w:rPr>
-          <w:i/>
-        </w:rPr>
-        <w:t>9010 Taiga, 9020 Nordlig ädellövskog, 9110 Näringsfattig bokskog, 9130 Näringsrik bokskog, 9160 Näringsrik ekskog, 9180 Ädellövskog i branter, 9190 Näringsfattig ekskog, 9070 Trädklädd betesmark, 9040 Fjällbjörkskog</w:t>
-      </w:r>
-      <w:r>
-        <w:t xml:space="preserve"> och</w:t>
-      </w:r>
-      <w:r>
-        <w:rPr>
-          <w:i/>
-        </w:rPr>
-        <w:t xml:space="preserve"> 6530 Lövängar</w:t>
-      </w:r>
-      <w:r>
-        <w:t xml:space="preserve"> (SLU Artdatabanken, 2026; Nitare &amp; Skogsstyrelsen, 2019).</w:t>
-      </w:r>
-    </w:p>
-    <w:p>
-      <w:r>
-        <w:rPr>
-          <w:b/>
-        </w:rPr>
-        <w:t>Mörk kolflarnlav (NT)</w:t>
-      </w:r>
-      <w:r>
-        <w:t xml:space="preserve"> är brandberoende och växer nästan uteslutande på kolad hård kärnved av tall. Arten förekommer främst i glesa, öppna tall- och blandbarrskogar av naturskogskaraktär och etableringen verkar ske sent efter brand, kanske först efter 100–300 år. Mörk kolflarnlav indikerar skog med höga naturvärden och vanligast är att den påträffas på rester av nedbrunna torrakor och högstubbar och lågstubbar som är så grova att hela innandömet är urbränt. Tall- och blandbarrskogar av naturskogskaraktär med spår av återkommande bränder hyser höga biologiska värden och bör skyddas (SLU Artdatabanken, 2024).</w:t>
+        <w:t>Nedan beskrivs fynd av naturvårdsarter och fridlysta arter som gjorts i det avverkningsanmälda området. I BILAGA 1 finns artfakta om fridlysta och rödlistade arter.</w:t>
       </w:r>
     </w:p>
     <w:p>
@@ -202,12 +86,30 @@
         <w:pStyle w:val="Heading1"/>
       </w:pPr>
       <w:r>
-        <w:t>Fridlysta arter</w:t>
+        <w:t>Naturvårdsarter</w:t>
       </w:r>
     </w:p>
     <w:p>
       <w:r>
-        <w:t>Följande fridlysta arter har sina livsmiljöer och växtplatser i den avverkningsanmälda skogen: tretåig hackspett (NT, §4) och tjäder (§4).</w:t>
+        <w:t>I och inom 20 meter från avverkningsanmälan har följande 7 naturvårdsarter hittats: garnlav (VU, T), grönhjon (NT), lunglav (NT, T), mörk kolflarnlav (NT), tretåig hackspett (NT, T, §4), björksplintborre (S) och tjäder (T, §4). Av dessa är 5 rödlistade. För rödlistade arter har rödlistekategorin angivits inom parentes. Arter som är signalarter enligt Skogsstyrelsen har markerats med (S). Typiska arter inom Natura 2000 som är kopplade till skogsekosystem har markerats med (T). För fridlysta arter anges även paragrafen i Artskyddsförordningen som arten är fridlyst enligt.</w:t>
+      </w:r>
+    </w:p>
+    <w:p>
+      <w:r>
+        <w:t>De påträffade naturvårdsarterna är ett tydligt kvitto på att det rör sig om en skog med höga naturvärden.</w:t>
+      </w:r>
+    </w:p>
+    <w:p>
+      <w:pPr>
+        <w:pStyle w:val="Heading2"/>
+      </w:pPr>
+      <w:r>
+        <w:t>Fridlysta arter</w:t>
+      </w:r>
+    </w:p>
+    <w:p>
+      <w:r>
+        <w:t>Följande fridlysta arter har sina livsmiljöer och växtplatser i den avverkningsanmälda skogen: tretåig hackspett (NT, T, §4) och tjäder (T, §4).</w:t>
       </w:r>
     </w:p>
     <w:p>
@@ -285,6 +187,132 @@
     <w:p>
       <w:r>
         <w:t>I BILAGA 1 finns mer detaljerad information om ekologi samt krav på livsmiljö hos fridlysta arter.</w:t>
+      </w:r>
+    </w:p>
+    <w:p>
+      <w:pPr>
+        <w:pStyle w:val="Heading2"/>
+      </w:pPr>
+      <w:r>
+        <w:t>Övriga naturvårdsarter</w:t>
+      </w:r>
+    </w:p>
+    <w:p>
+      <w:r>
+        <w:rPr>
+          <w:b/>
+        </w:rPr>
+        <w:t xml:space="preserve">Björksplintborre </w:t>
+      </w:r>
+      <w:r>
+        <w:t>är en skalbagge vars larvutveckling sker i bark på nyligen döda björkar, både stående träd och vindfällen. En prydlig rad med runda ventilationshål i barken ovanför modergången är synnerligen karaktäristiskt. Arten är knuten till lövrika blandskogar med en hög andel gamla träd, och starkt gynnad av naturliga störningar som torka, översvämningar, brand och stormfällningar. Talrika gnagspår kan tyda på biotoper med höga naturvärden, exempelvis för ovanliga hackspettar och andra, mer sällsynta vedinsekter. Larverna är omtyckt hackspettsföda (SLU Artdatabanken, 2025).</w:t>
+      </w:r>
+    </w:p>
+    <w:p>
+      <w:r>
+        <w:rPr>
+          <w:b/>
+        </w:rPr>
+        <w:t>Garnlav (VU)</w:t>
+      </w:r>
+      <w:r>
+        <w:t xml:space="preserve"> är en utpräglad barrskogsart som ibland kan drapera träden i norrländska grannaturskogar med hög luftfuktighet. Den förekommer även i talldominerade bestånd där den, förutom i trädens grenverk, påträffas hängande över ojämnheter i tallbarken. Arten har minskat starkt i södra och mellersta Sverige och den minskar även i sitt nordliga utbredningsområde. Minskningstakten uppgår till 30 (20–50) % inom 50 år och överstiger gränsvärdet för Sårbar (VU). Orsaken till tillbakagången beror främst på slutavverkningar av naturskogsartade skogar. Bestånd med riklig förekomst bör regelmässigt sparas, vilket även gynnar flera andra sällsynta och rödlistade arter. Garnlav är värdväxt för den mycket sällsynta och akut hotade fjärilen barrskogslavfly (CR) som hör hemma i boreala barrskogar med riklig förekomst av värdväxten. Tidigare kunde arten konstateras årligen på flera platser vid Dala-Floda i Dalarna innan lokalerna kalavverkades. Senaste fyndet i landet av barrskogslavfly är från år 2000 då den påträffades vid Högberget i Sollefteå kommun. Garnlav är typisk art för </w:t>
+      </w:r>
+      <w:r>
+        <w:rPr>
+          <w:i/>
+        </w:rPr>
+        <w:t xml:space="preserve">9010 Taiga </w:t>
+      </w:r>
+      <w:r>
+        <w:t>och</w:t>
+      </w:r>
+      <w:r>
+        <w:rPr>
+          <w:i/>
+        </w:rPr>
+        <w:t xml:space="preserve"> 9070 Trädklädd betesmark</w:t>
+      </w:r>
+      <w:r>
+        <w:t xml:space="preserve"> (SLU Artdatabanken, 2026).</w:t>
+      </w:r>
+    </w:p>
+    <w:p>
+      <w:r>
+        <w:rPr>
+          <w:b/>
+        </w:rPr>
+        <w:t>Grönhjon (NT)</w:t>
+      </w:r>
+      <w:r>
+        <w:t xml:space="preserve"> är en skalbagge vars larvutveckling framför allt sker i grovbarkiga grenar (minst 3–5 cm tjocka) på gamla granar, men även i klena stamdelar av barrträd, främst gran, i mindre omfattning tall. Arten är knuten till gamla och gärna glesa granskogar där det finns långsamväxande träd med välutvecklat grenverk. Larverna lever i den skrovliga barken och gör en flera cm bred platt gång som mest liknar en rund håla och är tydligt nedsänkt i vedytan. I kanten av eller mitt på gången finner man en 5 mm bred, oval gång in i grenens ved där arten gör sin puppkammare. Insekten kläcks sedan ut genom samma gång. Främsta hotet är att gamla granar med grova grenar försvinner genom skogsbruk. Äldre granbestånd bör sparas så långt det är möjligt, och inte gallras eller slutavverkas (SLU Artdatabanken, 2024).</w:t>
+      </w:r>
+    </w:p>
+    <w:p>
+      <w:r>
+        <w:rPr>
+          <w:b/>
+        </w:rPr>
+        <w:t>Lunglav (NT)</w:t>
+      </w:r>
+      <w:r>
+        <w:t xml:space="preserve"> är en av vårt lands främsta signalarter som överallt indikerar gamla lövträd, skogsbestånd med höga naturvärden och ekosystem med långskoglig kontinuitet. Lokalt kan förekomsten vara mycket riklig men den hittas nästan enbart i gamla och ej slutavverkade skogar. Artens samtliga förekomster bör uppmärksammas från naturvårdssynpunkt, då många lokaler även hyser andra ovanliga och rödlistade arter. Rikliga förekomster bör skyddas med biotopskydd, frivilliga avsättningar eller reservat. På lunglav kan de sällsynta lavparasiterna lunglavshårprick (CR), </w:t>
+      </w:r>
+      <w:r>
+        <w:rPr>
+          <w:i/>
+        </w:rPr>
+        <w:t>Abrothallus diederichii</w:t>
+      </w:r>
+      <w:r>
+        <w:t xml:space="preserve"> (VU), </w:t>
+      </w:r>
+      <w:r>
+        <w:rPr>
+          <w:i/>
+        </w:rPr>
+        <w:t>Abrothallus lobariae</w:t>
+      </w:r>
+      <w:r>
+        <w:t xml:space="preserve"> (VU), </w:t>
+      </w:r>
+      <w:r>
+        <w:rPr>
+          <w:i/>
+        </w:rPr>
+        <w:t>Calycina lobariae</w:t>
+      </w:r>
+      <w:r>
+        <w:t xml:space="preserve"> (VU), lunglavsknapp (VU) och skrovelmössing (VU) påträffas. Lunglav är typisk art för </w:t>
+      </w:r>
+      <w:r>
+        <w:rPr>
+          <w:i/>
+        </w:rPr>
+        <w:t>9010 Taiga, 9020 Nordlig ädellövskog, 9110 Näringsfattig bokskog, 9130 Näringsrik bokskog, 9160 Näringsrik ekskog, 9180 Ädellövskog i branter, 9190 Näringsfattig ekskog, 9070 Trädklädd betesmark, 9040 Fjällbjörkskog</w:t>
+      </w:r>
+      <w:r>
+        <w:t xml:space="preserve"> och</w:t>
+      </w:r>
+      <w:r>
+        <w:rPr>
+          <w:i/>
+        </w:rPr>
+        <w:t xml:space="preserve"> 6530 Lövängar</w:t>
+      </w:r>
+      <w:r>
+        <w:t xml:space="preserve"> (SLU Artdatabanken, 2026; Nitare &amp; Skogsstyrelsen, 2019).</w:t>
+      </w:r>
+    </w:p>
+    <w:p>
+      <w:r>
+        <w:rPr>
+          <w:b/>
+        </w:rPr>
+        <w:t>Mörk kolflarnlav (NT)</w:t>
+      </w:r>
+      <w:r>
+        <w:t xml:space="preserve"> är brandberoende och växer nästan uteslutande på kolad hård kärnved av tall. Arten förekommer främst i glesa, öppna tall- och blandbarrskogar av naturskogskaraktär och etableringen verkar ske sent efter brand, kanske först efter 100–300 år. Mörk kolflarnlav indikerar skog med höga naturvärden och vanligast är att den påträffas på rester av nedbrunna torrakor och högstubbar och lågstubbar som är så grova att hela innandömet är urbränt. Tall- och blandbarrskogar av naturskogskaraktär med spår av återkommande bränder hyser höga biologiska värden och bör skyddas (SLU Artdatabanken, 2024).</w:t>
       </w:r>
     </w:p>
     <w:p>
@@ -689,7 +717,7 @@
 </file>
 
 <file path=word/endnotes.xml><?xml version="1.0" encoding="utf-8"?>
-<w:endnotes xmlns:wpc="http://schemas.microsoft.com/office/word/2010/wordprocessingCanvas" xmlns:cx="http://schemas.microsoft.com/office/drawing/2014/chartex" xmlns:cx1="http://schemas.microsoft.com/office/drawing/2015/9/8/chartex" xmlns:cx2="http://schemas.microsoft.com/office/drawing/2015/10/21/chartex" xmlns:cx3="http://schemas.microsoft.com/office/drawing/2016/5/9/chartex" xmlns:cx4="http://schemas.microsoft.com/office/drawing/2016/5/10/chartex" xmlns:cx5="http://schemas.microsoft.com/office/drawing/2016/5/11/chartex" xmlns:cx6="http://schemas.microsoft.com/office/drawing/2016/5/12/chartex" xmlns:cx7="http://schemas.microsoft.com/office/drawing/2016/5/13/chartex" xmlns:cx8="http://schemas.microsoft.com/office/drawing/2016/5/14/chartex" xmlns:mc="http://schemas.openxmlformats.org/markup-compatibility/2006" xmlns:aink="http://schemas.microsoft.com/office/drawing/2016/ink" xmlns:am3d="http://schemas.microsoft.com/office/drawing/2017/model3d" xmlns:o="urn:schemas-microsoft-com:office:office" xmlns:oel="http://schemas.microsoft.com/office/2019/extlst" xmlns:r="http://schemas.openxmlformats.org/officeDocument/2006/relationships" xmlns:m="http://schemas.openxmlformats.org/officeDocument/2006/math" xmlns:v="urn:schemas-microsoft-com:vml" xmlns:wp14="http://schemas.microsoft.com/office/word/2010/wordprocessingDrawing" xmlns:wp="http://schemas.openxmlformats.org/drawingml/2006/wordprocessingDrawing" xmlns:w10="urn:schemas-microsoft-com:office:word" xmlns:w="http://schemas.openxmlformats.org/wordprocessingml/2006/main" xmlns:w14="http://schemas.microsoft.com/office/word/2010/wordml" xmlns:w15="http://schemas.microsoft.com/office/word/2012/wordml" xmlns:w16cex="http://schemas.microsoft.com/office/word/2018/wordml/cex" xmlns:w16cid="http://schemas.microsoft.com/office/word/2016/wordml/cid" xmlns:w16="http://schemas.microsoft.com/office/word/2018/wordml" xmlns:w16sdtdh="http://schemas.microsoft.com/office/word/2020/wordml/sdtdatahash" xmlns:w16se="http://schemas.microsoft.com/office/word/2015/wordml/symex" xmlns:wpg="http://schemas.microsoft.com/office/word/2010/wordprocessingGroup" xmlns:wpi="http://schemas.microsoft.com/office/word/2010/wordprocessingInk" xmlns:wne="http://schemas.microsoft.com/office/word/2006/wordml" xmlns:wps="http://schemas.microsoft.com/office/word/2010/wordprocessingShape" mc:Ignorable="w14 w15 w16se w16cid w16 w16cex w16sdtdh wp14">
+<w:endnotes xmlns:wpc="http://schemas.microsoft.com/office/word/2010/wordprocessingCanvas" xmlns:cx="http://schemas.microsoft.com/office/drawing/2014/chartex" xmlns:cx1="http://schemas.microsoft.com/office/drawing/2015/9/8/chartex" xmlns:cx2="http://schemas.microsoft.com/office/drawing/2015/10/21/chartex" xmlns:cx3="http://schemas.microsoft.com/office/drawing/2016/5/9/chartex" xmlns:cx4="http://schemas.microsoft.com/office/drawing/2016/5/10/chartex" xmlns:cx5="http://schemas.microsoft.com/office/drawing/2016/5/11/chartex" xmlns:cx6="http://schemas.microsoft.com/office/drawing/2016/5/12/chartex" xmlns:cx7="http://schemas.microsoft.com/office/drawing/2016/5/13/chartex" xmlns:cx8="http://schemas.microsoft.com/office/drawing/2016/5/14/chartex" xmlns:mc="http://schemas.openxmlformats.org/markup-compatibility/2006" xmlns:aink="http://schemas.microsoft.com/office/drawing/2016/ink" xmlns:am3d="http://schemas.microsoft.com/office/drawing/2017/model3d" xmlns:o="urn:schemas-microsoft-com:office:office" xmlns:oel="http://schemas.microsoft.com/office/2019/extlst" xmlns:r="http://schemas.openxmlformats.org/officeDocument/2006/relationships" xmlns:m="http://schemas.openxmlformats.org/officeDocument/2006/math" xmlns:v="urn:schemas-microsoft-com:vml" xmlns:wp14="http://schemas.microsoft.com/office/word/2010/wordprocessingDrawing" xmlns:wp="http://schemas.openxmlformats.org/drawingml/2006/wordprocessingDrawing" xmlns:w10="urn:schemas-microsoft-com:office:word" xmlns:w="http://schemas.openxmlformats.org/wordprocessingml/2006/main" xmlns:w14="http://schemas.microsoft.com/office/word/2010/wordml" xmlns:w15="http://schemas.microsoft.com/office/word/2012/wordml" xmlns:w16cex="http://schemas.microsoft.com/office/word/2018/wordml/cex" xmlns:w16cid="http://schemas.microsoft.com/office/word/2016/wordml/cid" xmlns:w16="http://schemas.microsoft.com/office/word/2018/wordml" xmlns:w16du="http://schemas.microsoft.com/office/word/2023/wordml/word16du" xmlns:w16sdtdh="http://schemas.microsoft.com/office/word/2020/wordml/sdtdatahash" xmlns:w16sdtfl="http://schemas.microsoft.com/office/word/2024/wordml/sdtformatlock" xmlns:w16se="http://schemas.microsoft.com/office/word/2015/wordml/symex" xmlns:wpg="http://schemas.microsoft.com/office/word/2010/wordprocessingGroup" xmlns:wpi="http://schemas.microsoft.com/office/word/2010/wordprocessingInk" xmlns:wne="http://schemas.microsoft.com/office/word/2006/wordml" xmlns:wps="http://schemas.microsoft.com/office/word/2010/wordprocessingShape" mc:Ignorable="w14 w15 w16se w16cid w16 w16cex w16sdtdh w16sdtfl w16du wp14">
   <w:endnote w:type="separator" w:id="-1">
     <w:p>
       <w:pPr>
@@ -714,7 +742,7 @@
 </file>
 
 <file path=word/footer1.xml><?xml version="1.0" encoding="utf-8"?>
-<w:ftr xmlns:wpc="http://schemas.microsoft.com/office/word/2010/wordprocessingCanvas" xmlns:cx="http://schemas.microsoft.com/office/drawing/2014/chartex" xmlns:cx1="http://schemas.microsoft.com/office/drawing/2015/9/8/chartex" xmlns:cx2="http://schemas.microsoft.com/office/drawing/2015/10/21/chartex" xmlns:cx3="http://schemas.microsoft.com/office/drawing/2016/5/9/chartex" xmlns:cx4="http://schemas.microsoft.com/office/drawing/2016/5/10/chartex" xmlns:cx5="http://schemas.microsoft.com/office/drawing/2016/5/11/chartex" xmlns:cx6="http://schemas.microsoft.com/office/drawing/2016/5/12/chartex" xmlns:cx7="http://schemas.microsoft.com/office/drawing/2016/5/13/chartex" xmlns:cx8="http://schemas.microsoft.com/office/drawing/2016/5/14/chartex" xmlns:mc="http://schemas.openxmlformats.org/markup-compatibility/2006" xmlns:aink="http://schemas.microsoft.com/office/drawing/2016/ink" xmlns:am3d="http://schemas.microsoft.com/office/drawing/2017/model3d" xmlns:o="urn:schemas-microsoft-com:office:office" xmlns:oel="http://schemas.microsoft.com/office/2019/extlst" xmlns:r="http://schemas.openxmlformats.org/officeDocument/2006/relationships" xmlns:m="http://schemas.openxmlformats.org/officeDocument/2006/math" xmlns:v="urn:schemas-microsoft-com:vml" xmlns:wp14="http://schemas.microsoft.com/office/word/2010/wordprocessingDrawing" xmlns:wp="http://schemas.openxmlformats.org/drawingml/2006/wordprocessingDrawing" xmlns:w10="urn:schemas-microsoft-com:office:word" xmlns:w="http://schemas.openxmlformats.org/wordprocessingml/2006/main" xmlns:w14="http://schemas.microsoft.com/office/word/2010/wordml" xmlns:w15="http://schemas.microsoft.com/office/word/2012/wordml" xmlns:w16cex="http://schemas.microsoft.com/office/word/2018/wordml/cex" xmlns:w16cid="http://schemas.microsoft.com/office/word/2016/wordml/cid" xmlns:w16="http://schemas.microsoft.com/office/word/2018/wordml" xmlns:w16sdtdh="http://schemas.microsoft.com/office/word/2020/wordml/sdtdatahash" xmlns:w16se="http://schemas.microsoft.com/office/word/2015/wordml/symex" xmlns:wpg="http://schemas.microsoft.com/office/word/2010/wordprocessingGroup" xmlns:wpi="http://schemas.microsoft.com/office/word/2010/wordprocessingInk" xmlns:wne="http://schemas.microsoft.com/office/word/2006/wordml" xmlns:wps="http://schemas.microsoft.com/office/word/2010/wordprocessingShape" mc:Ignorable="w14 w15 w16se w16cid w16 w16cex w16sdtdh wp14">
+<w:ftr xmlns:wpc="http://schemas.microsoft.com/office/word/2010/wordprocessingCanvas" xmlns:cx="http://schemas.microsoft.com/office/drawing/2014/chartex" xmlns:cx1="http://schemas.microsoft.com/office/drawing/2015/9/8/chartex" xmlns:cx2="http://schemas.microsoft.com/office/drawing/2015/10/21/chartex" xmlns:cx3="http://schemas.microsoft.com/office/drawing/2016/5/9/chartex" xmlns:cx4="http://schemas.microsoft.com/office/drawing/2016/5/10/chartex" xmlns:cx5="http://schemas.microsoft.com/office/drawing/2016/5/11/chartex" xmlns:cx6="http://schemas.microsoft.com/office/drawing/2016/5/12/chartex" xmlns:cx7="http://schemas.microsoft.com/office/drawing/2016/5/13/chartex" xmlns:cx8="http://schemas.microsoft.com/office/drawing/2016/5/14/chartex" xmlns:mc="http://schemas.openxmlformats.org/markup-compatibility/2006" xmlns:aink="http://schemas.microsoft.com/office/drawing/2016/ink" xmlns:am3d="http://schemas.microsoft.com/office/drawing/2017/model3d" xmlns:o="urn:schemas-microsoft-com:office:office" xmlns:oel="http://schemas.microsoft.com/office/2019/extlst" xmlns:r="http://schemas.openxmlformats.org/officeDocument/2006/relationships" xmlns:m="http://schemas.openxmlformats.org/officeDocument/2006/math" xmlns:v="urn:schemas-microsoft-com:vml" xmlns:wp14="http://schemas.microsoft.com/office/word/2010/wordprocessingDrawing" xmlns:wp="http://schemas.openxmlformats.org/drawingml/2006/wordprocessingDrawing" xmlns:w10="urn:schemas-microsoft-com:office:word" xmlns:w="http://schemas.openxmlformats.org/wordprocessingml/2006/main" xmlns:w14="http://schemas.microsoft.com/office/word/2010/wordml" xmlns:w15="http://schemas.microsoft.com/office/word/2012/wordml" xmlns:w16cex="http://schemas.microsoft.com/office/word/2018/wordml/cex" xmlns:w16cid="http://schemas.microsoft.com/office/word/2016/wordml/cid" xmlns:w16="http://schemas.microsoft.com/office/word/2018/wordml" xmlns:w16du="http://schemas.microsoft.com/office/word/2023/wordml/word16du" xmlns:w16sdtdh="http://schemas.microsoft.com/office/word/2020/wordml/sdtdatahash" xmlns:w16sdtfl="http://schemas.microsoft.com/office/word/2024/wordml/sdtformatlock" xmlns:w16se="http://schemas.microsoft.com/office/word/2015/wordml/symex" xmlns:wpg="http://schemas.microsoft.com/office/word/2010/wordprocessingGroup" xmlns:wpi="http://schemas.microsoft.com/office/word/2010/wordprocessingInk" xmlns:wne="http://schemas.microsoft.com/office/word/2006/wordml" xmlns:wps="http://schemas.microsoft.com/office/word/2010/wordprocessingShape" mc:Ignorable="w14 w15 w16se w16cid w16 w16cex w16sdtdh w16sdtfl w16du wp14">
   <w:p>
     <w:pPr>
       <w:pStyle w:val="Footer"/>
@@ -724,7 +752,7 @@
 </file>
 
 <file path=word/footer2.xml><?xml version="1.0" encoding="utf-8"?>
-<w:ftr xmlns:wpc="http://schemas.microsoft.com/office/word/2010/wordprocessingCanvas" xmlns:cx="http://schemas.microsoft.com/office/drawing/2014/chartex" xmlns:cx1="http://schemas.microsoft.com/office/drawing/2015/9/8/chartex" xmlns:cx2="http://schemas.microsoft.com/office/drawing/2015/10/21/chartex" xmlns:cx3="http://schemas.microsoft.com/office/drawing/2016/5/9/chartex" xmlns:cx4="http://schemas.microsoft.com/office/drawing/2016/5/10/chartex" xmlns:cx5="http://schemas.microsoft.com/office/drawing/2016/5/11/chartex" xmlns:cx6="http://schemas.microsoft.com/office/drawing/2016/5/12/chartex" xmlns:cx7="http://schemas.microsoft.com/office/drawing/2016/5/13/chartex" xmlns:cx8="http://schemas.microsoft.com/office/drawing/2016/5/14/chartex" xmlns:mc="http://schemas.openxmlformats.org/markup-compatibility/2006" xmlns:aink="http://schemas.microsoft.com/office/drawing/2016/ink" xmlns:am3d="http://schemas.microsoft.com/office/drawing/2017/model3d" xmlns:o="urn:schemas-microsoft-com:office:office" xmlns:oel="http://schemas.microsoft.com/office/2019/extlst" xmlns:r="http://schemas.openxmlformats.org/officeDocument/2006/relationships" xmlns:m="http://schemas.openxmlformats.org/officeDocument/2006/math" xmlns:v="urn:schemas-microsoft-com:vml" xmlns:wp14="http://schemas.microsoft.com/office/word/2010/wordprocessingDrawing" xmlns:wp="http://schemas.openxmlformats.org/drawingml/2006/wordprocessingDrawing" xmlns:w10="urn:schemas-microsoft-com:office:word" xmlns:w="http://schemas.openxmlformats.org/wordprocessingml/2006/main" xmlns:w14="http://schemas.microsoft.com/office/word/2010/wordml" xmlns:w15="http://schemas.microsoft.com/office/word/2012/wordml" xmlns:w16cex="http://schemas.microsoft.com/office/word/2018/wordml/cex" xmlns:w16cid="http://schemas.microsoft.com/office/word/2016/wordml/cid" xmlns:w16="http://schemas.microsoft.com/office/word/2018/wordml" xmlns:w16sdtdh="http://schemas.microsoft.com/office/word/2020/wordml/sdtdatahash" xmlns:w16se="http://schemas.microsoft.com/office/word/2015/wordml/symex" xmlns:wpg="http://schemas.microsoft.com/office/word/2010/wordprocessingGroup" xmlns:wpi="http://schemas.microsoft.com/office/word/2010/wordprocessingInk" xmlns:wne="http://schemas.microsoft.com/office/word/2006/wordml" xmlns:wps="http://schemas.microsoft.com/office/word/2010/wordprocessingShape" mc:Ignorable="w14 w15 w16se w16cid w16 w16cex w16sdtdh wp14">
+<w:ftr xmlns:wpc="http://schemas.microsoft.com/office/word/2010/wordprocessingCanvas" xmlns:cx="http://schemas.microsoft.com/office/drawing/2014/chartex" xmlns:cx1="http://schemas.microsoft.com/office/drawing/2015/9/8/chartex" xmlns:cx2="http://schemas.microsoft.com/office/drawing/2015/10/21/chartex" xmlns:cx3="http://schemas.microsoft.com/office/drawing/2016/5/9/chartex" xmlns:cx4="http://schemas.microsoft.com/office/drawing/2016/5/10/chartex" xmlns:cx5="http://schemas.microsoft.com/office/drawing/2016/5/11/chartex" xmlns:cx6="http://schemas.microsoft.com/office/drawing/2016/5/12/chartex" xmlns:cx7="http://schemas.microsoft.com/office/drawing/2016/5/13/chartex" xmlns:cx8="http://schemas.microsoft.com/office/drawing/2016/5/14/chartex" xmlns:mc="http://schemas.openxmlformats.org/markup-compatibility/2006" xmlns:aink="http://schemas.microsoft.com/office/drawing/2016/ink" xmlns:am3d="http://schemas.microsoft.com/office/drawing/2017/model3d" xmlns:o="urn:schemas-microsoft-com:office:office" xmlns:oel="http://schemas.microsoft.com/office/2019/extlst" xmlns:r="http://schemas.openxmlformats.org/officeDocument/2006/relationships" xmlns:m="http://schemas.openxmlformats.org/officeDocument/2006/math" xmlns:v="urn:schemas-microsoft-com:vml" xmlns:wp14="http://schemas.microsoft.com/office/word/2010/wordprocessingDrawing" xmlns:wp="http://schemas.openxmlformats.org/drawingml/2006/wordprocessingDrawing" xmlns:w10="urn:schemas-microsoft-com:office:word" xmlns:w="http://schemas.openxmlformats.org/wordprocessingml/2006/main" xmlns:w14="http://schemas.microsoft.com/office/word/2010/wordml" xmlns:w15="http://schemas.microsoft.com/office/word/2012/wordml" xmlns:w16cex="http://schemas.microsoft.com/office/word/2018/wordml/cex" xmlns:w16cid="http://schemas.microsoft.com/office/word/2016/wordml/cid" xmlns:w16="http://schemas.microsoft.com/office/word/2018/wordml" xmlns:w16du="http://schemas.microsoft.com/office/word/2023/wordml/word16du" xmlns:w16sdtdh="http://schemas.microsoft.com/office/word/2020/wordml/sdtdatahash" xmlns:w16sdtfl="http://schemas.microsoft.com/office/word/2024/wordml/sdtformatlock" xmlns:w16se="http://schemas.microsoft.com/office/word/2015/wordml/symex" xmlns:wpg="http://schemas.microsoft.com/office/word/2010/wordprocessingGroup" xmlns:wpi="http://schemas.microsoft.com/office/word/2010/wordprocessingInk" xmlns:wne="http://schemas.microsoft.com/office/word/2006/wordml" xmlns:wps="http://schemas.microsoft.com/office/word/2010/wordprocessingShape" mc:Ignorable="w14 w15 w16se w16cid w16 w16cex w16sdtdh w16sdtfl w16du wp14">
   <w:p>
     <w:pPr>
       <w:pStyle w:val="Footer"/>
@@ -734,7 +762,7 @@
 </file>
 
 <file path=word/footer3.xml><?xml version="1.0" encoding="utf-8"?>
-<w:ftr xmlns:wpc="http://schemas.microsoft.com/office/word/2010/wordprocessingCanvas" xmlns:cx="http://schemas.microsoft.com/office/drawing/2014/chartex" xmlns:cx1="http://schemas.microsoft.com/office/drawing/2015/9/8/chartex" xmlns:cx2="http://schemas.microsoft.com/office/drawing/2015/10/21/chartex" xmlns:cx3="http://schemas.microsoft.com/office/drawing/2016/5/9/chartex" xmlns:cx4="http://schemas.microsoft.com/office/drawing/2016/5/10/chartex" xmlns:cx5="http://schemas.microsoft.com/office/drawing/2016/5/11/chartex" xmlns:cx6="http://schemas.microsoft.com/office/drawing/2016/5/12/chartex" xmlns:cx7="http://schemas.microsoft.com/office/drawing/2016/5/13/chartex" xmlns:cx8="http://schemas.microsoft.com/office/drawing/2016/5/14/chartex" xmlns:mc="http://schemas.openxmlformats.org/markup-compatibility/2006" xmlns:aink="http://schemas.microsoft.com/office/drawing/2016/ink" xmlns:am3d="http://schemas.microsoft.com/office/drawing/2017/model3d" xmlns:o="urn:schemas-microsoft-com:office:office" xmlns:oel="http://schemas.microsoft.com/office/2019/extlst" xmlns:r="http://schemas.openxmlformats.org/officeDocument/2006/relationships" xmlns:m="http://schemas.openxmlformats.org/officeDocument/2006/math" xmlns:v="urn:schemas-microsoft-com:vml" xmlns:wp14="http://schemas.microsoft.com/office/word/2010/wordprocessingDrawing" xmlns:wp="http://schemas.openxmlformats.org/drawingml/2006/wordprocessingDrawing" xmlns:w10="urn:schemas-microsoft-com:office:word" xmlns:w="http://schemas.openxmlformats.org/wordprocessingml/2006/main" xmlns:w14="http://schemas.microsoft.com/office/word/2010/wordml" xmlns:w15="http://schemas.microsoft.com/office/word/2012/wordml" xmlns:w16cex="http://schemas.microsoft.com/office/word/2018/wordml/cex" xmlns:w16cid="http://schemas.microsoft.com/office/word/2016/wordml/cid" xmlns:w16="http://schemas.microsoft.com/office/word/2018/wordml" xmlns:w16sdtdh="http://schemas.microsoft.com/office/word/2020/wordml/sdtdatahash" xmlns:w16se="http://schemas.microsoft.com/office/word/2015/wordml/symex" xmlns:wpg="http://schemas.microsoft.com/office/word/2010/wordprocessingGroup" xmlns:wpi="http://schemas.microsoft.com/office/word/2010/wordprocessingInk" xmlns:wne="http://schemas.microsoft.com/office/word/2006/wordml" xmlns:wps="http://schemas.microsoft.com/office/word/2010/wordprocessingShape" mc:Ignorable="w14 w15 w16se w16cid w16 w16cex w16sdtdh wp14">
+<w:ftr xmlns:wpc="http://schemas.microsoft.com/office/word/2010/wordprocessingCanvas" xmlns:cx="http://schemas.microsoft.com/office/drawing/2014/chartex" xmlns:cx1="http://schemas.microsoft.com/office/drawing/2015/9/8/chartex" xmlns:cx2="http://schemas.microsoft.com/office/drawing/2015/10/21/chartex" xmlns:cx3="http://schemas.microsoft.com/office/drawing/2016/5/9/chartex" xmlns:cx4="http://schemas.microsoft.com/office/drawing/2016/5/10/chartex" xmlns:cx5="http://schemas.microsoft.com/office/drawing/2016/5/11/chartex" xmlns:cx6="http://schemas.microsoft.com/office/drawing/2016/5/12/chartex" xmlns:cx7="http://schemas.microsoft.com/office/drawing/2016/5/13/chartex" xmlns:cx8="http://schemas.microsoft.com/office/drawing/2016/5/14/chartex" xmlns:mc="http://schemas.openxmlformats.org/markup-compatibility/2006" xmlns:aink="http://schemas.microsoft.com/office/drawing/2016/ink" xmlns:am3d="http://schemas.microsoft.com/office/drawing/2017/model3d" xmlns:o="urn:schemas-microsoft-com:office:office" xmlns:oel="http://schemas.microsoft.com/office/2019/extlst" xmlns:r="http://schemas.openxmlformats.org/officeDocument/2006/relationships" xmlns:m="http://schemas.openxmlformats.org/officeDocument/2006/math" xmlns:v="urn:schemas-microsoft-com:vml" xmlns:wp14="http://schemas.microsoft.com/office/word/2010/wordprocessingDrawing" xmlns:wp="http://schemas.openxmlformats.org/drawingml/2006/wordprocessingDrawing" xmlns:w10="urn:schemas-microsoft-com:office:word" xmlns:w="http://schemas.openxmlformats.org/wordprocessingml/2006/main" xmlns:w14="http://schemas.microsoft.com/office/word/2010/wordml" xmlns:w15="http://schemas.microsoft.com/office/word/2012/wordml" xmlns:w16cex="http://schemas.microsoft.com/office/word/2018/wordml/cex" xmlns:w16cid="http://schemas.microsoft.com/office/word/2016/wordml/cid" xmlns:w16="http://schemas.microsoft.com/office/word/2018/wordml" xmlns:w16du="http://schemas.microsoft.com/office/word/2023/wordml/word16du" xmlns:w16sdtdh="http://schemas.microsoft.com/office/word/2020/wordml/sdtdatahash" xmlns:w16sdtfl="http://schemas.microsoft.com/office/word/2024/wordml/sdtformatlock" xmlns:w16se="http://schemas.microsoft.com/office/word/2015/wordml/symex" xmlns:wpg="http://schemas.microsoft.com/office/word/2010/wordprocessingGroup" xmlns:wpi="http://schemas.microsoft.com/office/word/2010/wordprocessingInk" xmlns:wne="http://schemas.microsoft.com/office/word/2006/wordml" xmlns:wps="http://schemas.microsoft.com/office/word/2010/wordprocessingShape" mc:Ignorable="w14 w15 w16se w16cid w16 w16cex w16sdtdh w16sdtfl w16du wp14">
   <w:p>
     <w:pPr>
       <w:pStyle w:val="Footer"/>
@@ -744,7 +772,7 @@
 </file>
 
 <file path=word/footnotes.xml><?xml version="1.0" encoding="utf-8"?>
-<w:footnotes xmlns:wpc="http://schemas.microsoft.com/office/word/2010/wordprocessingCanvas" xmlns:cx="http://schemas.microsoft.com/office/drawing/2014/chartex" xmlns:cx1="http://schemas.microsoft.com/office/drawing/2015/9/8/chartex" xmlns:cx2="http://schemas.microsoft.com/office/drawing/2015/10/21/chartex" xmlns:cx3="http://schemas.microsoft.com/office/drawing/2016/5/9/chartex" xmlns:cx4="http://schemas.microsoft.com/office/drawing/2016/5/10/chartex" xmlns:cx5="http://schemas.microsoft.com/office/drawing/2016/5/11/chartex" xmlns:cx6="http://schemas.microsoft.com/office/drawing/2016/5/12/chartex" xmlns:cx7="http://schemas.microsoft.com/office/drawing/2016/5/13/chartex" xmlns:cx8="http://schemas.microsoft.com/office/drawing/2016/5/14/chartex" xmlns:mc="http://schemas.openxmlformats.org/markup-compatibility/2006" xmlns:aink="http://schemas.microsoft.com/office/drawing/2016/ink" xmlns:am3d="http://schemas.microsoft.com/office/drawing/2017/model3d" xmlns:o="urn:schemas-microsoft-com:office:office" xmlns:oel="http://schemas.microsoft.com/office/2019/extlst" xmlns:r="http://schemas.openxmlformats.org/officeDocument/2006/relationships" xmlns:m="http://schemas.openxmlformats.org/officeDocument/2006/math" xmlns:v="urn:schemas-microsoft-com:vml" xmlns:wp14="http://schemas.microsoft.com/office/word/2010/wordprocessingDrawing" xmlns:wp="http://schemas.openxmlformats.org/drawingml/2006/wordprocessingDrawing" xmlns:w10="urn:schemas-microsoft-com:office:word" xmlns:w="http://schemas.openxmlformats.org/wordprocessingml/2006/main" xmlns:w14="http://schemas.microsoft.com/office/word/2010/wordml" xmlns:w15="http://schemas.microsoft.com/office/word/2012/wordml" xmlns:w16cex="http://schemas.microsoft.com/office/word/2018/wordml/cex" xmlns:w16cid="http://schemas.microsoft.com/office/word/2016/wordml/cid" xmlns:w16="http://schemas.microsoft.com/office/word/2018/wordml" xmlns:w16sdtdh="http://schemas.microsoft.com/office/word/2020/wordml/sdtdatahash" xmlns:w16se="http://schemas.microsoft.com/office/word/2015/wordml/symex" xmlns:wpg="http://schemas.microsoft.com/office/word/2010/wordprocessingGroup" xmlns:wpi="http://schemas.microsoft.com/office/word/2010/wordprocessingInk" xmlns:wne="http://schemas.microsoft.com/office/word/2006/wordml" xmlns:wps="http://schemas.microsoft.com/office/word/2010/wordprocessingShape" mc:Ignorable="w14 w15 w16se w16cid w16 w16cex w16sdtdh wp14">
+<w:footnotes xmlns:wpc="http://schemas.microsoft.com/office/word/2010/wordprocessingCanvas" xmlns:cx="http://schemas.microsoft.com/office/drawing/2014/chartex" xmlns:cx1="http://schemas.microsoft.com/office/drawing/2015/9/8/chartex" xmlns:cx2="http://schemas.microsoft.com/office/drawing/2015/10/21/chartex" xmlns:cx3="http://schemas.microsoft.com/office/drawing/2016/5/9/chartex" xmlns:cx4="http://schemas.microsoft.com/office/drawing/2016/5/10/chartex" xmlns:cx5="http://schemas.microsoft.com/office/drawing/2016/5/11/chartex" xmlns:cx6="http://schemas.microsoft.com/office/drawing/2016/5/12/chartex" xmlns:cx7="http://schemas.microsoft.com/office/drawing/2016/5/13/chartex" xmlns:cx8="http://schemas.microsoft.com/office/drawing/2016/5/14/chartex" xmlns:mc="http://schemas.openxmlformats.org/markup-compatibility/2006" xmlns:aink="http://schemas.microsoft.com/office/drawing/2016/ink" xmlns:am3d="http://schemas.microsoft.com/office/drawing/2017/model3d" xmlns:o="urn:schemas-microsoft-com:office:office" xmlns:oel="http://schemas.microsoft.com/office/2019/extlst" xmlns:r="http://schemas.openxmlformats.org/officeDocument/2006/relationships" xmlns:m="http://schemas.openxmlformats.org/officeDocument/2006/math" xmlns:v="urn:schemas-microsoft-com:vml" xmlns:wp14="http://schemas.microsoft.com/office/word/2010/wordprocessingDrawing" xmlns:wp="http://schemas.openxmlformats.org/drawingml/2006/wordprocessingDrawing" xmlns:w10="urn:schemas-microsoft-com:office:word" xmlns:w="http://schemas.openxmlformats.org/wordprocessingml/2006/main" xmlns:w14="http://schemas.microsoft.com/office/word/2010/wordml" xmlns:w15="http://schemas.microsoft.com/office/word/2012/wordml" xmlns:w16cex="http://schemas.microsoft.com/office/word/2018/wordml/cex" xmlns:w16cid="http://schemas.microsoft.com/office/word/2016/wordml/cid" xmlns:w16="http://schemas.microsoft.com/office/word/2018/wordml" xmlns:w16du="http://schemas.microsoft.com/office/word/2023/wordml/word16du" xmlns:w16sdtdh="http://schemas.microsoft.com/office/word/2020/wordml/sdtdatahash" xmlns:w16sdtfl="http://schemas.microsoft.com/office/word/2024/wordml/sdtformatlock" xmlns:w16se="http://schemas.microsoft.com/office/word/2015/wordml/symex" xmlns:wpg="http://schemas.microsoft.com/office/word/2010/wordprocessingGroup" xmlns:wpi="http://schemas.microsoft.com/office/word/2010/wordprocessingInk" xmlns:wne="http://schemas.microsoft.com/office/word/2006/wordml" xmlns:wps="http://schemas.microsoft.com/office/word/2010/wordprocessingShape" mc:Ignorable="w14 w15 w16se w16cid w16 w16cex w16sdtdh w16sdtfl w16du wp14">
   <w:footnote w:type="separator" w:id="-1">
     <w:p>
       <w:pPr>
@@ -769,7 +797,7 @@
 </file>
 
 <file path=word/header1.xml><?xml version="1.0" encoding="utf-8"?>
-<w:hdr xmlns:wpc="http://schemas.microsoft.com/office/word/2010/wordprocessingCanvas" xmlns:cx="http://schemas.microsoft.com/office/drawing/2014/chartex" xmlns:cx1="http://schemas.microsoft.com/office/drawing/2015/9/8/chartex" xmlns:cx2="http://schemas.microsoft.com/office/drawing/2015/10/21/chartex" xmlns:cx3="http://schemas.microsoft.com/office/drawing/2016/5/9/chartex" xmlns:cx4="http://schemas.microsoft.com/office/drawing/2016/5/10/chartex" xmlns:cx5="http://schemas.microsoft.com/office/drawing/2016/5/11/chartex" xmlns:cx6="http://schemas.microsoft.com/office/drawing/2016/5/12/chartex" xmlns:cx7="http://schemas.microsoft.com/office/drawing/2016/5/13/chartex" xmlns:cx8="http://schemas.microsoft.com/office/drawing/2016/5/14/chartex" xmlns:mc="http://schemas.openxmlformats.org/markup-compatibility/2006" xmlns:aink="http://schemas.microsoft.com/office/drawing/2016/ink" xmlns:am3d="http://schemas.microsoft.com/office/drawing/2017/model3d" xmlns:o="urn:schemas-microsoft-com:office:office" xmlns:oel="http://schemas.microsoft.com/office/2019/extlst" xmlns:r="http://schemas.openxmlformats.org/officeDocument/2006/relationships" xmlns:m="http://schemas.openxmlformats.org/officeDocument/2006/math" xmlns:v="urn:schemas-microsoft-com:vml" xmlns:wp14="http://schemas.microsoft.com/office/word/2010/wordprocessingDrawing" xmlns:wp="http://schemas.openxmlformats.org/drawingml/2006/wordprocessingDrawing" xmlns:w10="urn:schemas-microsoft-com:office:word" xmlns:w="http://schemas.openxmlformats.org/wordprocessingml/2006/main" xmlns:w14="http://schemas.microsoft.com/office/word/2010/wordml" xmlns:w15="http://schemas.microsoft.com/office/word/2012/wordml" xmlns:w16cex="http://schemas.microsoft.com/office/word/2018/wordml/cex" xmlns:w16cid="http://schemas.microsoft.com/office/word/2016/wordml/cid" xmlns:w16="http://schemas.microsoft.com/office/word/2018/wordml" xmlns:w16sdtdh="http://schemas.microsoft.com/office/word/2020/wordml/sdtdatahash" xmlns:w16se="http://schemas.microsoft.com/office/word/2015/wordml/symex" xmlns:wpg="http://schemas.microsoft.com/office/word/2010/wordprocessingGroup" xmlns:wpi="http://schemas.microsoft.com/office/word/2010/wordprocessingInk" xmlns:wne="http://schemas.microsoft.com/office/word/2006/wordml" xmlns:wps="http://schemas.microsoft.com/office/word/2010/wordprocessingShape" mc:Ignorable="w14 w15 w16se w16cid w16 w16cex w16sdtdh wp14">
+<w:hdr xmlns:wpc="http://schemas.microsoft.com/office/word/2010/wordprocessingCanvas" xmlns:cx="http://schemas.microsoft.com/office/drawing/2014/chartex" xmlns:cx1="http://schemas.microsoft.com/office/drawing/2015/9/8/chartex" xmlns:cx2="http://schemas.microsoft.com/office/drawing/2015/10/21/chartex" xmlns:cx3="http://schemas.microsoft.com/office/drawing/2016/5/9/chartex" xmlns:cx4="http://schemas.microsoft.com/office/drawing/2016/5/10/chartex" xmlns:cx5="http://schemas.microsoft.com/office/drawing/2016/5/11/chartex" xmlns:cx6="http://schemas.microsoft.com/office/drawing/2016/5/12/chartex" xmlns:cx7="http://schemas.microsoft.com/office/drawing/2016/5/13/chartex" xmlns:cx8="http://schemas.microsoft.com/office/drawing/2016/5/14/chartex" xmlns:mc="http://schemas.openxmlformats.org/markup-compatibility/2006" xmlns:aink="http://schemas.microsoft.com/office/drawing/2016/ink" xmlns:am3d="http://schemas.microsoft.com/office/drawing/2017/model3d" xmlns:o="urn:schemas-microsoft-com:office:office" xmlns:oel="http://schemas.microsoft.com/office/2019/extlst" xmlns:r="http://schemas.openxmlformats.org/officeDocument/2006/relationships" xmlns:m="http://schemas.openxmlformats.org/officeDocument/2006/math" xmlns:v="urn:schemas-microsoft-com:vml" xmlns:wp14="http://schemas.microsoft.com/office/word/2010/wordprocessingDrawing" xmlns:wp="http://schemas.openxmlformats.org/drawingml/2006/wordprocessingDrawing" xmlns:w10="urn:schemas-microsoft-com:office:word" xmlns:w="http://schemas.openxmlformats.org/wordprocessingml/2006/main" xmlns:w14="http://schemas.microsoft.com/office/word/2010/wordml" xmlns:w15="http://schemas.microsoft.com/office/word/2012/wordml" xmlns:w16cex="http://schemas.microsoft.com/office/word/2018/wordml/cex" xmlns:w16cid="http://schemas.microsoft.com/office/word/2016/wordml/cid" xmlns:w16="http://schemas.microsoft.com/office/word/2018/wordml" xmlns:w16du="http://schemas.microsoft.com/office/word/2023/wordml/word16du" xmlns:w16sdtdh="http://schemas.microsoft.com/office/word/2020/wordml/sdtdatahash" xmlns:w16sdtfl="http://schemas.microsoft.com/office/word/2024/wordml/sdtformatlock" xmlns:w16se="http://schemas.microsoft.com/office/word/2015/wordml/symex" xmlns:wpg="http://schemas.microsoft.com/office/word/2010/wordprocessingGroup" xmlns:wpi="http://schemas.microsoft.com/office/word/2010/wordprocessingInk" xmlns:wne="http://schemas.microsoft.com/office/word/2006/wordml" xmlns:wps="http://schemas.microsoft.com/office/word/2010/wordprocessingShape" mc:Ignorable="w14 w15 w16se w16cid w16 w16cex w16sdtdh w16sdtfl w16du wp14">
   <w:p>
     <w:pPr>
       <w:pStyle w:val="Header"/>
@@ -779,7 +807,7 @@
 </file>
 
 <file path=word/header2.xml><?xml version="1.0" encoding="utf-8"?>
-<w:hdr xmlns:wpc="http://schemas.microsoft.com/office/word/2010/wordprocessingCanvas" xmlns:cx="http://schemas.microsoft.com/office/drawing/2014/chartex" xmlns:cx1="http://schemas.microsoft.com/office/drawing/2015/9/8/chartex" xmlns:cx2="http://schemas.microsoft.com/office/drawing/2015/10/21/chartex" xmlns:cx3="http://schemas.microsoft.com/office/drawing/2016/5/9/chartex" xmlns:cx4="http://schemas.microsoft.com/office/drawing/2016/5/10/chartex" xmlns:cx5="http://schemas.microsoft.com/office/drawing/2016/5/11/chartex" xmlns:cx6="http://schemas.microsoft.com/office/drawing/2016/5/12/chartex" xmlns:cx7="http://schemas.microsoft.com/office/drawing/2016/5/13/chartex" xmlns:cx8="http://schemas.microsoft.com/office/drawing/2016/5/14/chartex" xmlns:mc="http://schemas.openxmlformats.org/markup-compatibility/2006" xmlns:aink="http://schemas.microsoft.com/office/drawing/2016/ink" xmlns:am3d="http://schemas.microsoft.com/office/drawing/2017/model3d" xmlns:o="urn:schemas-microsoft-com:office:office" xmlns:oel="http://schemas.microsoft.com/office/2019/extlst" xmlns:r="http://schemas.openxmlformats.org/officeDocument/2006/relationships" xmlns:m="http://schemas.openxmlformats.org/officeDocument/2006/math" xmlns:v="urn:schemas-microsoft-com:vml" xmlns:wp14="http://schemas.microsoft.com/office/word/2010/wordprocessingDrawing" xmlns:wp="http://schemas.openxmlformats.org/drawingml/2006/wordprocessingDrawing" xmlns:w10="urn:schemas-microsoft-com:office:word" xmlns:w="http://schemas.openxmlformats.org/wordprocessingml/2006/main" xmlns:w14="http://schemas.microsoft.com/office/word/2010/wordml" xmlns:w15="http://schemas.microsoft.com/office/word/2012/wordml" xmlns:w16cex="http://schemas.microsoft.com/office/word/2018/wordml/cex" xmlns:w16cid="http://schemas.microsoft.com/office/word/2016/wordml/cid" xmlns:w16="http://schemas.microsoft.com/office/word/2018/wordml" xmlns:w16sdtdh="http://schemas.microsoft.com/office/word/2020/wordml/sdtdatahash" xmlns:w16se="http://schemas.microsoft.com/office/word/2015/wordml/symex" xmlns:wpg="http://schemas.microsoft.com/office/word/2010/wordprocessingGroup" xmlns:wpi="http://schemas.microsoft.com/office/word/2010/wordprocessingInk" xmlns:wne="http://schemas.microsoft.com/office/word/2006/wordml" xmlns:wps="http://schemas.microsoft.com/office/word/2010/wordprocessingShape" mc:Ignorable="w14 w15 w16se w16cid w16 w16cex w16sdtdh wp14">
+<w:hdr xmlns:wpc="http://schemas.microsoft.com/office/word/2010/wordprocessingCanvas" xmlns:cx="http://schemas.microsoft.com/office/drawing/2014/chartex" xmlns:cx1="http://schemas.microsoft.com/office/drawing/2015/9/8/chartex" xmlns:cx2="http://schemas.microsoft.com/office/drawing/2015/10/21/chartex" xmlns:cx3="http://schemas.microsoft.com/office/drawing/2016/5/9/chartex" xmlns:cx4="http://schemas.microsoft.com/office/drawing/2016/5/10/chartex" xmlns:cx5="http://schemas.microsoft.com/office/drawing/2016/5/11/chartex" xmlns:cx6="http://schemas.microsoft.com/office/drawing/2016/5/12/chartex" xmlns:cx7="http://schemas.microsoft.com/office/drawing/2016/5/13/chartex" xmlns:cx8="http://schemas.microsoft.com/office/drawing/2016/5/14/chartex" xmlns:mc="http://schemas.openxmlformats.org/markup-compatibility/2006" xmlns:aink="http://schemas.microsoft.com/office/drawing/2016/ink" xmlns:am3d="http://schemas.microsoft.com/office/drawing/2017/model3d" xmlns:o="urn:schemas-microsoft-com:office:office" xmlns:oel="http://schemas.microsoft.com/office/2019/extlst" xmlns:r="http://schemas.openxmlformats.org/officeDocument/2006/relationships" xmlns:m="http://schemas.openxmlformats.org/officeDocument/2006/math" xmlns:v="urn:schemas-microsoft-com:vml" xmlns:wp14="http://schemas.microsoft.com/office/word/2010/wordprocessingDrawing" xmlns:wp="http://schemas.openxmlformats.org/drawingml/2006/wordprocessingDrawing" xmlns:w10="urn:schemas-microsoft-com:office:word" xmlns:w="http://schemas.openxmlformats.org/wordprocessingml/2006/main" xmlns:w14="http://schemas.microsoft.com/office/word/2010/wordml" xmlns:w15="http://schemas.microsoft.com/office/word/2012/wordml" xmlns:w16cex="http://schemas.microsoft.com/office/word/2018/wordml/cex" xmlns:w16cid="http://schemas.microsoft.com/office/word/2016/wordml/cid" xmlns:w16="http://schemas.microsoft.com/office/word/2018/wordml" xmlns:w16du="http://schemas.microsoft.com/office/word/2023/wordml/word16du" xmlns:w16sdtdh="http://schemas.microsoft.com/office/word/2020/wordml/sdtdatahash" xmlns:w16sdtfl="http://schemas.microsoft.com/office/word/2024/wordml/sdtformatlock" xmlns:w16se="http://schemas.microsoft.com/office/word/2015/wordml/symex" xmlns:wpg="http://schemas.microsoft.com/office/word/2010/wordprocessingGroup" xmlns:wpi="http://schemas.microsoft.com/office/word/2010/wordprocessingInk" xmlns:wne="http://schemas.microsoft.com/office/word/2006/wordml" xmlns:wps="http://schemas.microsoft.com/office/word/2010/wordprocessingShape" mc:Ignorable="w14 w15 w16se w16cid w16 w16cex w16sdtdh w16sdtfl w16du wp14">
   <w:p>
     <w:pPr>
       <w:pStyle w:val="Header"/>
@@ -790,7 +818,7 @@
 </file>
 
 <file path=word/header3.xml><?xml version="1.0" encoding="utf-8"?>
-<w:hdr xmlns:wpc="http://schemas.microsoft.com/office/word/2010/wordprocessingCanvas" xmlns:cx="http://schemas.microsoft.com/office/drawing/2014/chartex" xmlns:cx1="http://schemas.microsoft.com/office/drawing/2015/9/8/chartex" xmlns:cx2="http://schemas.microsoft.com/office/drawing/2015/10/21/chartex" xmlns:cx3="http://schemas.microsoft.com/office/drawing/2016/5/9/chartex" xmlns:cx4="http://schemas.microsoft.com/office/drawing/2016/5/10/chartex" xmlns:cx5="http://schemas.microsoft.com/office/drawing/2016/5/11/chartex" xmlns:cx6="http://schemas.microsoft.com/office/drawing/2016/5/12/chartex" xmlns:cx7="http://schemas.microsoft.com/office/drawing/2016/5/13/chartex" xmlns:cx8="http://schemas.microsoft.com/office/drawing/2016/5/14/chartex" xmlns:mc="http://schemas.openxmlformats.org/markup-compatibility/2006" xmlns:aink="http://schemas.microsoft.com/office/drawing/2016/ink" xmlns:am3d="http://schemas.microsoft.com/office/drawing/2017/model3d" xmlns:o="urn:schemas-microsoft-com:office:office" xmlns:oel="http://schemas.microsoft.com/office/2019/extlst" xmlns:r="http://schemas.openxmlformats.org/officeDocument/2006/relationships" xmlns:m="http://schemas.openxmlformats.org/officeDocument/2006/math" xmlns:v="urn:schemas-microsoft-com:vml" xmlns:wp14="http://schemas.microsoft.com/office/word/2010/wordprocessingDrawing" xmlns:wp="http://schemas.openxmlformats.org/drawingml/2006/wordprocessingDrawing" xmlns:w10="urn:schemas-microsoft-com:office:word" xmlns:w="http://schemas.openxmlformats.org/wordprocessingml/2006/main" xmlns:w14="http://schemas.microsoft.com/office/word/2010/wordml" xmlns:w15="http://schemas.microsoft.com/office/word/2012/wordml" xmlns:w16cex="http://schemas.microsoft.com/office/word/2018/wordml/cex" xmlns:w16cid="http://schemas.microsoft.com/office/word/2016/wordml/cid" xmlns:w16="http://schemas.microsoft.com/office/word/2018/wordml" xmlns:w16sdtdh="http://schemas.microsoft.com/office/word/2020/wordml/sdtdatahash" xmlns:w16se="http://schemas.microsoft.com/office/word/2015/wordml/symex" xmlns:wpg="http://schemas.microsoft.com/office/word/2010/wordprocessingGroup" xmlns:wpi="http://schemas.microsoft.com/office/word/2010/wordprocessingInk" xmlns:wne="http://schemas.microsoft.com/office/word/2006/wordml" xmlns:wps="http://schemas.microsoft.com/office/word/2010/wordprocessingShape" mc:Ignorable="w14 w15 w16se w16cid w16 w16cex w16sdtdh wp14">
+<w:hdr xmlns:wpc="http://schemas.microsoft.com/office/word/2010/wordprocessingCanvas" xmlns:cx="http://schemas.microsoft.com/office/drawing/2014/chartex" xmlns:cx1="http://schemas.microsoft.com/office/drawing/2015/9/8/chartex" xmlns:cx2="http://schemas.microsoft.com/office/drawing/2015/10/21/chartex" xmlns:cx3="http://schemas.microsoft.com/office/drawing/2016/5/9/chartex" xmlns:cx4="http://schemas.microsoft.com/office/drawing/2016/5/10/chartex" xmlns:cx5="http://schemas.microsoft.com/office/drawing/2016/5/11/chartex" xmlns:cx6="http://schemas.microsoft.com/office/drawing/2016/5/12/chartex" xmlns:cx7="http://schemas.microsoft.com/office/drawing/2016/5/13/chartex" xmlns:cx8="http://schemas.microsoft.com/office/drawing/2016/5/14/chartex" xmlns:mc="http://schemas.openxmlformats.org/markup-compatibility/2006" xmlns:aink="http://schemas.microsoft.com/office/drawing/2016/ink" xmlns:am3d="http://schemas.microsoft.com/office/drawing/2017/model3d" xmlns:o="urn:schemas-microsoft-com:office:office" xmlns:oel="http://schemas.microsoft.com/office/2019/extlst" xmlns:r="http://schemas.openxmlformats.org/officeDocument/2006/relationships" xmlns:m="http://schemas.openxmlformats.org/officeDocument/2006/math" xmlns:v="urn:schemas-microsoft-com:vml" xmlns:wp14="http://schemas.microsoft.com/office/word/2010/wordprocessingDrawing" xmlns:wp="http://schemas.openxmlformats.org/drawingml/2006/wordprocessingDrawing" xmlns:w10="urn:schemas-microsoft-com:office:word" xmlns:w="http://schemas.openxmlformats.org/wordprocessingml/2006/main" xmlns:w14="http://schemas.microsoft.com/office/word/2010/wordml" xmlns:w15="http://schemas.microsoft.com/office/word/2012/wordml" xmlns:w16cex="http://schemas.microsoft.com/office/word/2018/wordml/cex" xmlns:w16cid="http://schemas.microsoft.com/office/word/2016/wordml/cid" xmlns:w16="http://schemas.microsoft.com/office/word/2018/wordml" xmlns:w16du="http://schemas.microsoft.com/office/word/2023/wordml/word16du" xmlns:w16sdtdh="http://schemas.microsoft.com/office/word/2020/wordml/sdtdatahash" xmlns:w16sdtfl="http://schemas.microsoft.com/office/word/2024/wordml/sdtformatlock" xmlns:w16se="http://schemas.microsoft.com/office/word/2015/wordml/symex" xmlns:wpg="http://schemas.microsoft.com/office/word/2010/wordprocessingGroup" xmlns:wpi="http://schemas.microsoft.com/office/word/2010/wordprocessingInk" xmlns:wne="http://schemas.microsoft.com/office/word/2006/wordml" xmlns:wps="http://schemas.microsoft.com/office/word/2010/wordprocessingShape" mc:Ignorable="w14 w15 w16se w16cid w16 w16cex w16sdtdh w16sdtfl w16du wp14">
   <w:p>
     <w:pPr>
       <w:pStyle w:val="Header"/>
@@ -799,7 +827,7 @@
     <w:r>
       <w:tab/>
       <w:tab/>
-      <w:t>2026-06-17</w:t>
+      <w:t>2026-06-18</w:t>
       <w:br/>
       <w:br/>
     </w:r>
@@ -812,7 +840,7 @@
 </file>
 
 <file path=word/numbering.xml><?xml version="1.0" encoding="utf-8"?>
-<w:numbering xmlns:wpc="http://schemas.microsoft.com/office/word/2010/wordprocessingCanvas" xmlns:cx="http://schemas.microsoft.com/office/drawing/2014/chartex" xmlns:cx1="http://schemas.microsoft.com/office/drawing/2015/9/8/chartex" xmlns:cx2="http://schemas.microsoft.com/office/drawing/2015/10/21/chartex" xmlns:cx3="http://schemas.microsoft.com/office/drawing/2016/5/9/chartex" xmlns:cx4="http://schemas.microsoft.com/office/drawing/2016/5/10/chartex" xmlns:cx5="http://schemas.microsoft.com/office/drawing/2016/5/11/chartex" xmlns:cx6="http://schemas.microsoft.com/office/drawing/2016/5/12/chartex" xmlns:cx7="http://schemas.microsoft.com/office/drawing/2016/5/13/chartex" xmlns:cx8="http://schemas.microsoft.com/office/drawing/2016/5/14/chartex" xmlns:mc="http://schemas.openxmlformats.org/markup-compatibility/2006" xmlns:aink="http://schemas.microsoft.com/office/drawing/2016/ink" xmlns:am3d="http://schemas.microsoft.com/office/drawing/2017/model3d" xmlns:o="urn:schemas-microsoft-com:office:office" xmlns:oel="http://schemas.microsoft.com/office/2019/extlst" xmlns:r="http://schemas.openxmlformats.org/officeDocument/2006/relationships" xmlns:m="http://schemas.openxmlformats.org/officeDocument/2006/math" xmlns:v="urn:schemas-microsoft-com:vml" xmlns:wp14="http://schemas.microsoft.com/office/word/2010/wordprocessingDrawing" xmlns:wp="http://schemas.openxmlformats.org/drawingml/2006/wordprocessingDrawing" xmlns:w10="urn:schemas-microsoft-com:office:word" xmlns:w="http://schemas.openxmlformats.org/wordprocessingml/2006/main" xmlns:w14="http://schemas.microsoft.com/office/word/2010/wordml" xmlns:w15="http://schemas.microsoft.com/office/word/2012/wordml" xmlns:w16cex="http://schemas.microsoft.com/office/word/2018/wordml/cex" xmlns:w16cid="http://schemas.microsoft.com/office/word/2016/wordml/cid" xmlns:w16="http://schemas.microsoft.com/office/word/2018/wordml" xmlns:w16sdtdh="http://schemas.microsoft.com/office/word/2020/wordml/sdtdatahash" xmlns:w16se="http://schemas.microsoft.com/office/word/2015/wordml/symex" xmlns:wpg="http://schemas.microsoft.com/office/word/2010/wordprocessingGroup" xmlns:wpi="http://schemas.microsoft.com/office/word/2010/wordprocessingInk" xmlns:wne="http://schemas.microsoft.com/office/word/2006/wordml" xmlns:wps="http://schemas.microsoft.com/office/word/2010/wordprocessingShape" mc:Ignorable="w14 w15 w16se w16cid w16 w16cex w16sdtdh wp14">
+<w:numbering xmlns:wpc="http://schemas.microsoft.com/office/word/2010/wordprocessingCanvas" xmlns:cx="http://schemas.microsoft.com/office/drawing/2014/chartex" xmlns:cx1="http://schemas.microsoft.com/office/drawing/2015/9/8/chartex" xmlns:cx2="http://schemas.microsoft.com/office/drawing/2015/10/21/chartex" xmlns:cx3="http://schemas.microsoft.com/office/drawing/2016/5/9/chartex" xmlns:cx4="http://schemas.microsoft.com/office/drawing/2016/5/10/chartex" xmlns:cx5="http://schemas.microsoft.com/office/drawing/2016/5/11/chartex" xmlns:cx6="http://schemas.microsoft.com/office/drawing/2016/5/12/chartex" xmlns:cx7="http://schemas.microsoft.com/office/drawing/2016/5/13/chartex" xmlns:cx8="http://schemas.microsoft.com/office/drawing/2016/5/14/chartex" xmlns:mc="http://schemas.openxmlformats.org/markup-compatibility/2006" xmlns:aink="http://schemas.microsoft.com/office/drawing/2016/ink" xmlns:am3d="http://schemas.microsoft.com/office/drawing/2017/model3d" xmlns:o="urn:schemas-microsoft-com:office:office" xmlns:oel="http://schemas.microsoft.com/office/2019/extlst" xmlns:r="http://schemas.openxmlformats.org/officeDocument/2006/relationships" xmlns:m="http://schemas.openxmlformats.org/officeDocument/2006/math" xmlns:v="urn:schemas-microsoft-com:vml" xmlns:wp14="http://schemas.microsoft.com/office/word/2010/wordprocessingDrawing" xmlns:wp="http://schemas.openxmlformats.org/drawingml/2006/wordprocessingDrawing" xmlns:w10="urn:schemas-microsoft-com:office:word" xmlns:w="http://schemas.openxmlformats.org/wordprocessingml/2006/main" xmlns:w14="http://schemas.microsoft.com/office/word/2010/wordml" xmlns:w15="http://schemas.microsoft.com/office/word/2012/wordml" xmlns:w16cex="http://schemas.microsoft.com/office/word/2018/wordml/cex" xmlns:w16cid="http://schemas.microsoft.com/office/word/2016/wordml/cid" xmlns:w16="http://schemas.microsoft.com/office/word/2018/wordml" xmlns:w16du="http://schemas.microsoft.com/office/word/2023/wordml/word16du" xmlns:w16sdtdh="http://schemas.microsoft.com/office/word/2020/wordml/sdtdatahash" xmlns:w16sdtfl="http://schemas.microsoft.com/office/word/2024/wordml/sdtformatlock" xmlns:w16se="http://schemas.microsoft.com/office/word/2015/wordml/symex" xmlns:wpg="http://schemas.microsoft.com/office/word/2010/wordprocessingGroup" xmlns:wpi="http://schemas.microsoft.com/office/word/2010/wordprocessingInk" xmlns:wne="http://schemas.microsoft.com/office/word/2006/wordml" xmlns:wps="http://schemas.microsoft.com/office/word/2010/wordprocessingShape" mc:Ignorable="w14 w15 w16se w16cid w16 w16cex w16sdtdh w16sdtfl w16du wp14">
   <w:abstractNum w:abstractNumId="0" w15:restartNumberingAfterBreak="0">
     <w:nsid w:val="FFFFFF7C"/>
     <w:multiLevelType w:val="singleLevel"/>
@@ -1015,7 +1043,7 @@
 </file>
 
 <file path=word/styles.xml><?xml version="1.0" encoding="utf-8"?>
-<w:styles xmlns:mc="http://schemas.openxmlformats.org/markup-compatibility/2006" xmlns:r="http://schemas.openxmlformats.org/officeDocument/2006/relationships" xmlns:w="http://schemas.openxmlformats.org/wordprocessingml/2006/main" xmlns:w14="http://schemas.microsoft.com/office/word/2010/wordml" xmlns:w15="http://schemas.microsoft.com/office/word/2012/wordml" xmlns:w16cex="http://schemas.microsoft.com/office/word/2018/wordml/cex" xmlns:w16cid="http://schemas.microsoft.com/office/word/2016/wordml/cid" xmlns:w16="http://schemas.microsoft.com/office/word/2018/wordml" xmlns:w16sdtdh="http://schemas.microsoft.com/office/word/2020/wordml/sdtdatahash" xmlns:w16se="http://schemas.microsoft.com/office/word/2015/wordml/symex" mc:Ignorable="w14 w15 w16se w16cid w16 w16cex w16sdtdh">
+<w:styles xmlns:mc="http://schemas.openxmlformats.org/markup-compatibility/2006" xmlns:r="http://schemas.openxmlformats.org/officeDocument/2006/relationships" xmlns:w="http://schemas.openxmlformats.org/wordprocessingml/2006/main" xmlns:w14="http://schemas.microsoft.com/office/word/2010/wordml" xmlns:w15="http://schemas.microsoft.com/office/word/2012/wordml" xmlns:w16cex="http://schemas.microsoft.com/office/word/2018/wordml/cex" xmlns:w16cid="http://schemas.microsoft.com/office/word/2016/wordml/cid" xmlns:w16="http://schemas.microsoft.com/office/word/2018/wordml" xmlns:w16du="http://schemas.microsoft.com/office/word/2023/wordml/word16du" xmlns:w16sdtdh="http://schemas.microsoft.com/office/word/2020/wordml/sdtdatahash" xmlns:w16sdtfl="http://schemas.microsoft.com/office/word/2024/wordml/sdtformatlock" xmlns:w16se="http://schemas.microsoft.com/office/word/2015/wordml/symex" mc:Ignorable="w14 w15 w16se w16cid w16 w16cex w16sdtdh w16sdtfl w16du">
   <w:docDefaults>
     <w:rPrDefault>
       <w:rPr>
@@ -1773,7 +1801,7 @@
     <w:link w:val="TitleChar"/>
     <w:uiPriority w:val="10"/>
     <w:qFormat/>
-    <w:rsid w:val="007106C8"/>
+    <w:rsid w:val="00E854FA"/>
     <w:pPr>
       <w:spacing w:after="300" w:line="240" w:lineRule="auto"/>
       <w:contextualSpacing/>
@@ -1783,7 +1811,7 @@
       <w:rFonts w:eastAsiaTheme="majorEastAsia" w:cstheme="majorBidi"/>
       <w:spacing w:val="5"/>
       <w:kern w:val="28"/>
-      <w:sz w:val="52"/>
+      <w:sz w:val="40"/>
       <w:szCs w:val="52"/>
       <w:lang w:val="sv-SE" w:eastAsia="en-US" w:bidi="ar-SA"/>
     </w:rPr>
@@ -1793,12 +1821,12 @@
     <w:basedOn w:val="DefaultParagraphFont"/>
     <w:link w:val="Title"/>
     <w:uiPriority w:val="10"/>
-    <w:rsid w:val="007106C8"/>
+    <w:rsid w:val="00E854FA"/>
     <w:rPr>
       <w:rFonts w:ascii="Times New Roman" w:eastAsiaTheme="majorEastAsia" w:hAnsi="Times New Roman" w:cstheme="majorBidi"/>
       <w:spacing w:val="5"/>
       <w:kern w:val="28"/>
-      <w:sz w:val="52"/>
+      <w:sz w:val="40"/>
       <w:szCs w:val="52"/>
       <w:lang w:val="sv-SE" w:eastAsia="en-US" w:bidi="ar-SA"/>
     </w:rPr>

--- a/tillsyn/A 8107-2024 tillsynsbegäran.docx
+++ b/tillsyn/A 8107-2024 tillsynsbegäran.docx
@@ -827,7 +827,7 @@
     <w:r>
       <w:tab/>
       <w:tab/>
-      <w:t>2026-06-18</w:t>
+      <w:t>2026-06-19</w:t>
       <w:br/>
       <w:br/>
     </w:r>

--- a/tillsyn/A 8107-2024 tillsynsbegäran.docx
+++ b/tillsyn/A 8107-2024 tillsynsbegäran.docx
@@ -827,7 +827,7 @@
     <w:r>
       <w:tab/>
       <w:tab/>
-      <w:t>2026-06-19</w:t>
+      <w:t>2026-06-20</w:t>
       <w:br/>
       <w:br/>
     </w:r>

--- a/tillsyn/A 8107-2024 tillsynsbegäran.docx
+++ b/tillsyn/A 8107-2024 tillsynsbegäran.docx
@@ -12,10 +12,7 @@
     </w:p>
     <w:p>
       <w:r>
-        <w:t>Detta dokument behandlar höga naturvärden i avverkningsanmälan A 8107-2024 i Orsa kommun som inkom 2024-02-29 och omfattar 13,6 ha.</w:t>
-      </w:r>
-      <w:r>
-        <w:t xml:space="preserve"> I Figur 1 visas fyndplatser för naturvårdsarter i området, som finns registrerade på Artportalen.</w:t>
+        <w:t>Denna tillsynsbegäran behandlar höga naturvärden i avverkningsanmälan A 8107-2024 i Orsa kommun som inkom 2024-02-29 och omfattar 13,6 ha.</w:t>
       </w:r>
     </w:p>
     <w:p>
@@ -25,7 +22,7 @@
       <w:r>
         <w:drawing>
           <wp:inline xmlns:a="http://schemas.openxmlformats.org/drawingml/2006/main" xmlns:pic="http://schemas.openxmlformats.org/drawingml/2006/picture">
-            <wp:extent cx="5078153" cy="5688000"/>
+            <wp:extent cx="5110293" cy="5724000"/>
             <wp:docPr id="1" name="Picture 1"/>
             <wp:cNvGraphicFramePr>
               <a:graphicFrameLocks noChangeAspect="1"/>
@@ -46,7 +43,7 @@
                   <pic:spPr>
                     <a:xfrm>
                       <a:off x="0" y="0"/>
-                      <a:ext cx="5078153" cy="5688000"/>
+                      <a:ext cx="5110293" cy="5724000"/>
                     </a:xfrm>
                     <a:prstGeom prst="rect"/>
                   </pic:spPr>
@@ -63,7 +60,20 @@
         <w:spacing w:after="240"/>
       </w:pPr>
       <w:r>
-        <w:t>Figur 1. Fyndplatser för naturvårdsarter i och inom 20 meter från avverkningsanmälan (röd linje). Inom parentes anges rödlistekategorier, S för signalarter, Tför typiska arter och fridlysningsparagrafer i artskyddsförordningen.Markörer utan svart kant är placerade på fyndplatsen. Markörer med svart kant är placerade vid sidan av fyndplatsen och har ett svart streck som visar fyndplatsens exakta position. Kartans mittpunktskoordinat är N 6806058, E 493259 i SWEREF 99 TM.</w:t>
+        <w:t>Figur 1. Fyndplatser för naturvårdsarter i och inom 20 meter från avverkningsanmälan. Markörer utan svart kant är placerade på fyndplatsen. Markörer med svart kant är placerade vid sidan av fyndplatsen har ett svart streck som visar fyndplatsens exakta position. Kartans mittpunktskoordinat är N 6806058, E 493259 i SWEREF 99 TM.</w:t>
+      </w:r>
+    </w:p>
+    <w:p>
+      <w:r>
+        <w:t>I och inom 20 meter från avverkningsanmälan finns fynd av 7 naturvårdsarter, varav 5 är rödlistade, 2 är fridlysta, 4 är typiska (T) och 1 är signalart (S): garnlav (VU, T), grönhjon (NT), lunglav (NT, T), mörk kolflarnlav (NT), tretåig hackspett (NT, T, §4), björksplintborre (S) och tjäder (T, §4). Se Figur 1.</w:t>
+      </w:r>
+    </w:p>
+    <w:p>
+      <w:pPr>
+        <w:pStyle w:val="Heading1"/>
+      </w:pPr>
+      <w:r>
+        <w:t>Tillsynsbegäran</w:t>
       </w:r>
     </w:p>
     <w:p>
@@ -77,135 +87,16 @@
       </w:r>
     </w:p>
     <w:p>
-      <w:r>
-        <w:t>Nedan beskrivs fynd av naturvårdsarter och fridlysta arter som gjorts i det avverkningsanmälda området. I BILAGA 1 finns artfakta om fridlysta och rödlistade arter.</w:t>
-      </w:r>
-    </w:p>
-    <w:p>
       <w:pPr>
         <w:pStyle w:val="Heading1"/>
       </w:pPr>
       <w:r>
-        <w:t>Naturvårdsarter</w:t>
+        <w:t>Naturvårdsarter och fridlysta arter</w:t>
       </w:r>
     </w:p>
     <w:p>
       <w:r>
-        <w:t>I och inom 20 meter från avverkningsanmälan har följande 7 naturvårdsarter hittats: garnlav (VU, T), grönhjon (NT), lunglav (NT, T), mörk kolflarnlav (NT), tretåig hackspett (NT, T, §4), björksplintborre (S) och tjäder (T, §4). Av dessa är 5 rödlistade. För rödlistade arter har rödlistekategorin angivits inom parentes. Arter som är signalarter enligt Skogsstyrelsen har markerats med (S). Typiska arter inom Natura 2000 som är kopplade till skogsekosystem har markerats med (T). För fridlysta arter anges även paragrafen i Artskyddsförordningen som arten är fridlyst enligt.</w:t>
-      </w:r>
-    </w:p>
-    <w:p>
-      <w:r>
-        <w:t>De påträffade naturvårdsarterna är ett tydligt kvitto på att det rör sig om en skog med höga naturvärden.</w:t>
-      </w:r>
-    </w:p>
-    <w:p>
-      <w:pPr>
-        <w:pStyle w:val="Heading2"/>
-      </w:pPr>
-      <w:r>
-        <w:t>Fridlysta arter</w:t>
-      </w:r>
-    </w:p>
-    <w:p>
-      <w:r>
-        <w:t>Följande fridlysta arter har sina livsmiljöer och växtplatser i den avverkningsanmälda skogen: tretåig hackspett (NT, T, §4) och tjäder (T, §4).</w:t>
-      </w:r>
-    </w:p>
-    <w:p>
-      <w:r>
-        <w:t xml:space="preserve">Observera att medlemsländerna är skyldiga att agera i enlighet med EU:s fågeldirektiv där det uttryckligen står att direktivet gäller för fåglar samt för deras ägg, bon och </w:t>
-      </w:r>
-      <w:r>
-        <w:rPr>
-          <w:b/>
-        </w:rPr>
-        <w:t xml:space="preserve">livsmiljöer </w:t>
-      </w:r>
-      <w:r>
-        <w:t>(artikel 1). Vidare att de åtgärder som vidtas inte får leda till en försämring av den nuvarande situationen beträffande bevarandet av de fågelarter som avses i artikel 1 (artikel 13). Fågeldirektivet är styrande för tillsynsansvariga myndigheters ärendehantering, ställningstaganden och beslutsfattande.</w:t>
-      </w:r>
-    </w:p>
-    <w:p>
-      <w:r>
-        <w:rPr>
-          <w:b/>
-        </w:rPr>
-        <w:t>Tjäder (§4)</w:t>
-      </w:r>
-      <w:r>
-        <w:t xml:space="preserve"> omfattas av bilaga 1 och 2 EU:s fågeldirektiv och är typisk art för </w:t>
-      </w:r>
-      <w:r>
-        <w:rPr>
-          <w:i/>
-        </w:rPr>
-        <w:t xml:space="preserve">9010 Taiga </w:t>
-      </w:r>
-      <w:r>
-        <w:t xml:space="preserve">och </w:t>
-      </w:r>
-      <w:r>
-        <w:rPr>
-          <w:i/>
-        </w:rPr>
-        <w:t>9740 Skogsbevuxen myr</w:t>
-      </w:r>
-      <w:r>
-        <w:t>. Tjädern är en utpräglad skogsfågel knuten till större sammanhängande barrskogsområden. Tupparna och hönorna utnyttjar till viss del olika miljöer, och habitatvalet varierar dessutom mellan olika delar av året. För att det ska finnas livskraftiga tjäderbestånd krävs funktionella skogslandskap med en blandning av uppvuxen, gles och luckig skog, täta sumpskogar, myrar och andra små våtmarker. Arten försvinner när skogen fragmenteras och den sammanlagda arealen hyggen och andra öppna områden blir för stor. Ett småskaligt och försiktigt virkesuttag genom hyggesfria metoder kan i vissa fall vara möjligt i området inom 200 m från lekcentrum. Längre ut från lekcentrum, inom 200–500 m bör den avverkade ytan inte överskrida 1 hektar för att undvika alltför stora och snabba förändringar (Skogsstyrelsen, 2019; SLU Artdatabanken, 2024).</w:t>
-      </w:r>
-    </w:p>
-    <w:p>
-      <w:r>
-        <w:rPr>
-          <w:b/>
-        </w:rPr>
-        <w:t>Tretåig hackspett (NT, §4)</w:t>
-      </w:r>
-      <w:r>
-        <w:t xml:space="preserve"> är rödlistad som nära hotad och ingår i bilaga 1 i EU:s fågeldirektiv. Tretåig hackspett är för sin överlevnad beroende av kontinuerlig tillförsel av äldre döende och död ved, som sker genom naturliga självgallringsprocesser i äldre grannaturskogar och barrblandade naturskogar. Om en skog genom skogsbruk gallras eller glesas ur så upphör och uteblir i stort sett den naturliga självgallringsprocessen för mycket lång tid framöver vilket omöjliggör upprätthållandet av den kontinuerliga ekologiska funktionen i ett område. Det finns studier som visar att naturskogens självgallringsprocess som den tretåiga hackspetten är beroende av, inte kan ersättas med efterlämnad hänsyn i skogsbruket (Imbeau &amp; Desrochers, 2002). Storleken på häckningsreviret varierar med skogstypen, förekomsten av död ved och graden av fragmentering, men är i allmänhet i storleksordningen 25–100 hektar. Vintertid krävs ofta betydligt större områden och det finns studier som antyder att arten behöver minst 100 hektar äldre skog. I områden med låg bonitet kan det behövas över 200 hektar lämpligt habitat för att ett par ska kunna reproducera sig. Områden med dokumenterad permanent förekomst i naturskogsmiljöer har vanligen så stora naturvärden att skogsbruk är olämpligt. Tretåig hackspett är typisk art för </w:t>
-      </w:r>
-      <w:r>
-        <w:rPr>
-          <w:i/>
-        </w:rPr>
-        <w:t xml:space="preserve">9010 Taiga, 9740 Skogsbevuxen myr, 9030 Landhöjningsskog </w:t>
-      </w:r>
-      <w:r>
-        <w:t xml:space="preserve">och </w:t>
-      </w:r>
-      <w:r>
-        <w:rPr>
-          <w:i/>
-        </w:rPr>
-        <w:t>9040 Fjällbjörkskog</w:t>
-      </w:r>
-      <w:r>
-        <w:t xml:space="preserve"> (Skogsstyrelsen, 2016; SLU Artdatabanken, 2024).</w:t>
-      </w:r>
-    </w:p>
-    <w:p>
-      <w:r>
-        <w:t>I BILAGA 1 finns mer detaljerad information om ekologi samt krav på livsmiljö hos fridlysta arter.</w:t>
-      </w:r>
-    </w:p>
-    <w:p>
-      <w:pPr>
-        <w:pStyle w:val="Heading2"/>
-      </w:pPr>
-      <w:r>
-        <w:t>Övriga naturvårdsarter</w:t>
-      </w:r>
-    </w:p>
-    <w:p>
-      <w:r>
-        <w:rPr>
-          <w:b/>
-        </w:rPr>
-        <w:t xml:space="preserve">Björksplintborre </w:t>
-      </w:r>
-      <w:r>
-        <w:t>är en skalbagge vars larvutveckling sker i bark på nyligen döda björkar, både stående träd och vindfällen. En prydlig rad med runda ventilationshål i barken ovanför modergången är synnerligen karaktäristiskt. Arten är knuten till lövrika blandskogar med en hög andel gamla träd, och starkt gynnad av naturliga störningar som torka, översvämningar, brand och stormfällningar. Talrika gnagspår kan tyda på biotoper med höga naturvärden, exempelvis för ovanliga hackspettar och andra, mer sällsynta vedinsekter. Larverna är omtyckt hackspettsföda (SLU Artdatabanken, 2025).</w:t>
+        <w:t>Nedan följer beskrivningar av de naturvårdsarter och fridlysta arter som har sina livsmiljöer och växtplatser i den avverkningsanmälda skogen. Se även ytterligare artfakta i BILAGA 1. De påträffade naturvårdsarterna är ett tydligt kvitto på att det rör sig om en skog med höga naturvärden.</w:t>
       </w:r>
     </w:p>
     <w:p>
@@ -313,6 +204,97 @@
       </w:r>
       <w:r>
         <w:t xml:space="preserve"> är brandberoende och växer nästan uteslutande på kolad hård kärnved av tall. Arten förekommer främst i glesa, öppna tall- och blandbarrskogar av naturskogskaraktär och etableringen verkar ske sent efter brand, kanske först efter 100–300 år. Mörk kolflarnlav indikerar skog med höga naturvärden och vanligast är att den påträffas på rester av nedbrunna torrakor och högstubbar och lågstubbar som är så grova att hela innandömet är urbränt. Tall- och blandbarrskogar av naturskogskaraktär med spår av återkommande bränder hyser höga biologiska värden och bör skyddas (SLU Artdatabanken, 2024).</w:t>
+      </w:r>
+    </w:p>
+    <w:p>
+      <w:r>
+        <w:rPr>
+          <w:b/>
+        </w:rPr>
+        <w:t>Tretåig hackspett (NT, §4)</w:t>
+      </w:r>
+      <w:r>
+        <w:t xml:space="preserve"> är rödlistad som nära hotad och ingår i bilaga 1 i EU:s fågeldirektiv. Tretåig hackspett är för sin överlevnad beroende av kontinuerlig tillförsel av äldre döende och död ved, som sker genom naturliga självgallringsprocesser i äldre grannaturskogar och barrblandade naturskogar. Om en skog genom skogsbruk gallras eller glesas ur så upphör och uteblir i stort sett den naturliga självgallringsprocessen för mycket lång tid framöver vilket omöjliggör upprätthållandet av den kontinuerliga ekologiska funktionen i ett område. Det finns studier som visar att naturskogens självgallringsprocess som den tretåiga hackspetten är beroende av, inte kan ersättas med efterlämnad hänsyn i skogsbruket (Imbeau &amp; Desrochers, 2002). Storleken på häckningsreviret varierar med skogstypen, förekomsten av död ved och graden av fragmentering, men är i allmänhet i storleksordningen 25–100 hektar. Vintertid krävs ofta betydligt större områden och det finns studier som antyder att arten behöver minst 100 hektar äldre skog. I områden med låg bonitet kan det behövas över 200 hektar lämpligt habitat för att ett par ska kunna reproducera sig. Områden med dokumenterad permanent förekomst i naturskogsmiljöer har vanligen så stora naturvärden att skogsbruk är olämpligt. Tretåig hackspett är typisk art för </w:t>
+      </w:r>
+      <w:r>
+        <w:rPr>
+          <w:i/>
+        </w:rPr>
+        <w:t xml:space="preserve">9010 Taiga, 9740 Skogsbevuxen myr, 9030 Landhöjningsskog </w:t>
+      </w:r>
+      <w:r>
+        <w:t xml:space="preserve">och </w:t>
+      </w:r>
+      <w:r>
+        <w:rPr>
+          <w:i/>
+        </w:rPr>
+        <w:t>9040 Fjällbjörkskog</w:t>
+      </w:r>
+      <w:r>
+        <w:t xml:space="preserve"> (Skogsstyrelsen, 2016; SLU Artdatabanken, 2024).</w:t>
+      </w:r>
+    </w:p>
+    <w:p>
+      <w:r>
+        <w:rPr>
+          <w:b/>
+        </w:rPr>
+        <w:t xml:space="preserve">Björksplintborre </w:t>
+      </w:r>
+      <w:r>
+        <w:t>är en skalbagge vars larvutveckling sker i bark på nyligen döda björkar, både stående träd och vindfällen. En prydlig rad med runda ventilationshål i barken ovanför modergången är synnerligen karaktäristiskt. Arten är knuten till lövrika blandskogar med en hög andel gamla träd, och starkt gynnad av naturliga störningar som torka, översvämningar, brand och stormfällningar. Talrika gnagspår kan tyda på biotoper med höga naturvärden, exempelvis för ovanliga hackspettar och andra, mer sällsynta vedinsekter. Larverna är omtyckt hackspettsföda (SLU Artdatabanken, 2025).</w:t>
+      </w:r>
+    </w:p>
+    <w:p>
+      <w:r>
+        <w:rPr>
+          <w:b/>
+        </w:rPr>
+        <w:t>Tjäder (§4)</w:t>
+      </w:r>
+      <w:r>
+        <w:t xml:space="preserve"> omfattas av bilaga 1 och 2 EU:s fågeldirektiv och är typisk art för </w:t>
+      </w:r>
+      <w:r>
+        <w:rPr>
+          <w:i/>
+        </w:rPr>
+        <w:t xml:space="preserve">9010 Taiga </w:t>
+      </w:r>
+      <w:r>
+        <w:t xml:space="preserve">och </w:t>
+      </w:r>
+      <w:r>
+        <w:rPr>
+          <w:i/>
+        </w:rPr>
+        <w:t>9740 Skogsbevuxen myr</w:t>
+      </w:r>
+      <w:r>
+        <w:t>. Tjädern är en utpräglad skogsfågel knuten till större sammanhängande barrskogsområden. Tupparna och hönorna utnyttjar till viss del olika miljöer, och habitatvalet varierar dessutom mellan olika delar av året. För att det ska finnas livskraftiga tjäderbestånd krävs funktionella skogslandskap med en blandning av uppvuxen, gles och luckig skog, täta sumpskogar, myrar och andra små våtmarker. Arten försvinner när skogen fragmenteras och den sammanlagda arealen hyggen och andra öppna områden blir för stor. Ett småskaligt och försiktigt virkesuttag genom hyggesfria metoder kan i vissa fall vara möjligt i området inom 200 m från lekcentrum. Längre ut från lekcentrum, inom 200–500 m bör den avverkade ytan inte överskrida 1 hektar för att undvika alltför stora och snabba förändringar (Skogsstyrelsen, 2019; SLU Artdatabanken, 2024).</w:t>
+      </w:r>
+    </w:p>
+    <w:p>
+      <w:pPr>
+        <w:pStyle w:val="Heading1"/>
+      </w:pPr>
+      <w:r>
+        <w:t>EU:s fågeldirektiv</w:t>
+      </w:r>
+    </w:p>
+    <w:p>
+      <w:r>
+        <w:t xml:space="preserve">Europeiska unionens medlemsländer är skyldiga att agera i enlighet med EU:s fågeldirektiv där det uttryckligen står att direktivet gäller för fåglar samt för deras ägg, bon och </w:t>
+      </w:r>
+      <w:r>
+        <w:rPr>
+          <w:b/>
+        </w:rPr>
+        <w:t xml:space="preserve">livsmiljöer </w:t>
+      </w:r>
+      <w:r>
+        <w:t>(artikel 1). Vidare att de åtgärder som vidtas inte får leda till en försämring av den nuvarande situationen beträffande bevarandet av de fågelarter som avses i artikel 1 (artikel 13). Fågeldirektivet är styrande för tillsynsansvariga myndigheters ärendehantering, ställningstaganden och beslutsfattande.</w:t>
       </w:r>
     </w:p>
     <w:p>
@@ -427,75 +409,6 @@
       </w:r>
       <w:r>
         <w:t>SLU Artdatabanken, Uppsala.</w:t>
-      </w:r>
-    </w:p>
-    <w:p>
-      <w:pPr>
-        <w:pStyle w:val="Heading1"/>
-      </w:pPr>
-      <w:r>
-        <w:t>Tjäder – ekologi samt krav på livsmiljön</w:t>
-      </w:r>
-    </w:p>
-    <w:p>
-      <w:r>
-        <w:t xml:space="preserve">Tjäder (§4) omfattas av bilaga 1 och 2 EU:s fågeldirektiv och är typisk art för </w:t>
-      </w:r>
-      <w:r>
-        <w:rPr>
-          <w:i/>
-        </w:rPr>
-        <w:t xml:space="preserve">9010 Taiga </w:t>
-      </w:r>
-      <w:r>
-        <w:t xml:space="preserve">och </w:t>
-      </w:r>
-      <w:r>
-        <w:rPr>
-          <w:i/>
-        </w:rPr>
-        <w:t>9740 Skogsbevuxen myr</w:t>
-      </w:r>
-      <w:r>
-        <w:t>. Tjädern är en utpräglad skogsfågel knuten till större sammanhängande barrskogsområden. Tupparna och hönorna utnyttjar till viss del olika miljöer, och habitatvalet varierar dessutom mellan olika delar av året. För att det ska finnas livskraftiga tjäderbestånd krävs funktionella skogslandskap med en blandning av uppvuxen, gles och luckig skog, täta sumpskogar, myrar och andra små våtmarker (Skogsstyrelsen, 2019; SLU Artdatabanken 2024).</w:t>
-      </w:r>
-    </w:p>
-    <w:p>
-      <w:r>
-        <w:t>Arten försvinner när skogen fragmenteras och den sammanlagda arealen hyggen och andra öppna områden blir för stor. Ett småskaligt och försiktigt virkesuttag genom hyggesfria metoder kan i vissa fall vara möjligt i området inom 200 m från lekcentrum. Längre ut från lekcentrum, inom 200–500 m bör den avverkade ytan inte överskrida 1 hektar för att undvika alltför stora och snabba förändringar (Skogsstyrelsen, 2019).</w:t>
-      </w:r>
-    </w:p>
-    <w:p>
-      <w:pPr>
-        <w:pStyle w:val="Heading2"/>
-      </w:pPr>
-      <w:r>
-        <w:t>Referenser – tjäder</w:t>
-      </w:r>
-    </w:p>
-    <w:p>
-      <w:r>
-        <w:t xml:space="preserve">Skogsstyrelsen, 2019. </w:t>
-      </w:r>
-      <w:r>
-        <w:rPr>
-          <w:i/>
-        </w:rPr>
-        <w:t>Vägledning för hänsyn till fåglar – tjäder.</w:t>
-      </w:r>
-    </w:p>
-    <w:p>
-      <w:r>
-        <w:t xml:space="preserve">SLU Artdatabanken, 2024. </w:t>
-      </w:r>
-      <w:r>
-        <w:rPr>
-          <w:i/>
-        </w:rPr>
-        <w:t xml:space="preserve">Artfaktablad. Naturvård – artfakta. </w:t>
-      </w:r>
-      <w:r>
-        <w:t>SLU Artdatabanken, Uppsala</w:t>
       </w:r>
     </w:p>
     <w:p>
@@ -699,6 +612,75 @@
         <w:t>Acta Ornithologica 40(1): 53–60.</w:t>
       </w:r>
     </w:p>
+    <w:p>
+      <w:pPr>
+        <w:pStyle w:val="Heading1"/>
+      </w:pPr>
+      <w:r>
+        <w:t>Tjäder – ekologi samt krav på livsmiljön</w:t>
+      </w:r>
+    </w:p>
+    <w:p>
+      <w:r>
+        <w:t xml:space="preserve">Tjäder (§4) omfattas av bilaga 1 och 2 EU:s fågeldirektiv och är typisk art för </w:t>
+      </w:r>
+      <w:r>
+        <w:rPr>
+          <w:i/>
+        </w:rPr>
+        <w:t xml:space="preserve">9010 Taiga </w:t>
+      </w:r>
+      <w:r>
+        <w:t xml:space="preserve">och </w:t>
+      </w:r>
+      <w:r>
+        <w:rPr>
+          <w:i/>
+        </w:rPr>
+        <w:t>9740 Skogsbevuxen myr</w:t>
+      </w:r>
+      <w:r>
+        <w:t>. Tjädern är en utpräglad skogsfågel knuten till större sammanhängande barrskogsområden. Tupparna och hönorna utnyttjar till viss del olika miljöer, och habitatvalet varierar dessutom mellan olika delar av året. För att det ska finnas livskraftiga tjäderbestånd krävs funktionella skogslandskap med en blandning av uppvuxen, gles och luckig skog, täta sumpskogar, myrar och andra små våtmarker (Skogsstyrelsen, 2019; SLU Artdatabanken 2024).</w:t>
+      </w:r>
+    </w:p>
+    <w:p>
+      <w:r>
+        <w:t>Arten försvinner när skogen fragmenteras och den sammanlagda arealen hyggen och andra öppna områden blir för stor. Ett småskaligt och försiktigt virkesuttag genom hyggesfria metoder kan i vissa fall vara möjligt i området inom 200 m från lekcentrum. Längre ut från lekcentrum, inom 200–500 m bör den avverkade ytan inte överskrida 1 hektar för att undvika alltför stora och snabba förändringar (Skogsstyrelsen, 2019).</w:t>
+      </w:r>
+    </w:p>
+    <w:p>
+      <w:pPr>
+        <w:pStyle w:val="Heading2"/>
+      </w:pPr>
+      <w:r>
+        <w:t>Referenser – tjäder</w:t>
+      </w:r>
+    </w:p>
+    <w:p>
+      <w:r>
+        <w:t xml:space="preserve">Skogsstyrelsen, 2019. </w:t>
+      </w:r>
+      <w:r>
+        <w:rPr>
+          <w:i/>
+        </w:rPr>
+        <w:t>Vägledning för hänsyn till fåglar – tjäder.</w:t>
+      </w:r>
+    </w:p>
+    <w:p>
+      <w:r>
+        <w:t xml:space="preserve">SLU Artdatabanken, 2024. </w:t>
+      </w:r>
+      <w:r>
+        <w:rPr>
+          <w:i/>
+        </w:rPr>
+        <w:t xml:space="preserve">Artfaktablad. Naturvård – artfakta. </w:t>
+      </w:r>
+      <w:r>
+        <w:t>SLU Artdatabanken, Uppsala</w:t>
+      </w:r>
+    </w:p>
     <w:sectPr>
       <w:headerReference w:type="even" r:id="rId8"/>
       <w:headerReference w:type="default" r:id="rId9"/>
@@ -827,7 +809,7 @@
     <w:r>
       <w:tab/>
       <w:tab/>
-      <w:t>2026-06-20</w:t>
+      <w:t>2026-06-21</w:t>
       <w:br/>
       <w:br/>
     </w:r>

--- a/tillsyn/A 8107-2024 tillsynsbegäran.docx
+++ b/tillsyn/A 8107-2024 tillsynsbegäran.docx
@@ -809,7 +809,7 @@
     <w:r>
       <w:tab/>
       <w:tab/>
-      <w:t>2026-06-21</w:t>
+      <w:t>2026-06-22</w:t>
       <w:br/>
       <w:br/>
     </w:r>

--- a/tillsyn/A 8107-2024 tillsynsbegäran.docx
+++ b/tillsyn/A 8107-2024 tillsynsbegäran.docx
@@ -809,7 +809,7 @@
     <w:r>
       <w:tab/>
       <w:tab/>
-      <w:t>2026-06-22</w:t>
+      <w:t>2026-06-23</w:t>
       <w:br/>
       <w:br/>
     </w:r>

--- a/tillsyn/A 8107-2024 tillsynsbegäran.docx
+++ b/tillsyn/A 8107-2024 tillsynsbegäran.docx
@@ -809,7 +809,7 @@
     <w:r>
       <w:tab/>
       <w:tab/>
-      <w:t>2026-06-23</w:t>
+      <w:t>2026-06-24</w:t>
       <w:br/>
       <w:br/>
     </w:r>

--- a/tillsyn/A 8107-2024 tillsynsbegäran.docx
+++ b/tillsyn/A 8107-2024 tillsynsbegäran.docx
@@ -809,7 +809,7 @@
     <w:r>
       <w:tab/>
       <w:tab/>
-      <w:t>2026-06-24</w:t>
+      <w:t>2026-06-25</w:t>
       <w:br/>
       <w:br/>
     </w:r>

--- a/tillsyn/A 8107-2024 tillsynsbegäran.docx
+++ b/tillsyn/A 8107-2024 tillsynsbegäran.docx
@@ -809,7 +809,7 @@
     <w:r>
       <w:tab/>
       <w:tab/>
-      <w:t>2026-06-25</w:t>
+      <w:t>2026-06-26</w:t>
       <w:br/>
       <w:br/>
     </w:r>

--- a/tillsyn/A 8107-2024 tillsynsbegäran.docx
+++ b/tillsyn/A 8107-2024 tillsynsbegäran.docx
@@ -809,7 +809,7 @@
     <w:r>
       <w:tab/>
       <w:tab/>
-      <w:t>2026-06-26</w:t>
+      <w:t>2026-06-27</w:t>
       <w:br/>
       <w:br/>
     </w:r>

--- a/tillsyn/A 8107-2024 tillsynsbegäran.docx
+++ b/tillsyn/A 8107-2024 tillsynsbegäran.docx
@@ -809,7 +809,7 @@
     <w:r>
       <w:tab/>
       <w:tab/>
-      <w:t>2026-06-27</w:t>
+      <w:t>2026-06-28</w:t>
       <w:br/>
       <w:br/>
     </w:r>

--- a/tillsyn/A 8107-2024 tillsynsbegäran.docx
+++ b/tillsyn/A 8107-2024 tillsynsbegäran.docx
@@ -809,7 +809,7 @@
     <w:r>
       <w:tab/>
       <w:tab/>
-      <w:t>2026-06-28</w:t>
+      <w:t>2026-06-29</w:t>
       <w:br/>
       <w:br/>
     </w:r>

--- a/tillsyn/A 8107-2024 tillsynsbegäran.docx
+++ b/tillsyn/A 8107-2024 tillsynsbegäran.docx
@@ -809,7 +809,7 @@
     <w:r>
       <w:tab/>
       <w:tab/>
-      <w:t>2026-06-29</w:t>
+      <w:t>2026-06-30</w:t>
       <w:br/>
       <w:br/>
     </w:r>

--- a/tillsyn/A 8107-2024 tillsynsbegäran.docx
+++ b/tillsyn/A 8107-2024 tillsynsbegäran.docx
@@ -809,7 +809,7 @@
     <w:r>
       <w:tab/>
       <w:tab/>
-      <w:t>2026-06-30</w:t>
+      <w:t>2026-07-01</w:t>
       <w:br/>
       <w:br/>
     </w:r>

--- a/tillsyn/A 8107-2024 tillsynsbegäran.docx
+++ b/tillsyn/A 8107-2024 tillsynsbegäran.docx
@@ -809,7 +809,7 @@
     <w:r>
       <w:tab/>
       <w:tab/>
-      <w:t>2026-07-01</w:t>
+      <w:t>2026-07-02</w:t>
       <w:br/>
       <w:br/>
     </w:r>

--- a/tillsyn/A 8107-2024 tillsynsbegäran.docx
+++ b/tillsyn/A 8107-2024 tillsynsbegäran.docx
@@ -809,7 +809,7 @@
     <w:r>
       <w:tab/>
       <w:tab/>
-      <w:t>2026-07-13</w:t>
+      <w:t>2026-07-14</w:t>
       <w:br/>
       <w:br/>
     </w:r>

--- a/tillsyn/A 8107-2024 tillsynsbegäran.docx
+++ b/tillsyn/A 8107-2024 tillsynsbegäran.docx
@@ -809,7 +809,7 @@
     <w:r>
       <w:tab/>
       <w:tab/>
-      <w:t>2026-07-14</w:t>
+      <w:t>2026-07-15</w:t>
       <w:br/>
       <w:br/>
     </w:r>

--- a/tillsyn/A 8107-2024 tillsynsbegäran.docx
+++ b/tillsyn/A 8107-2024 tillsynsbegäran.docx
@@ -809,7 +809,7 @@
     <w:r>
       <w:tab/>
       <w:tab/>
-      <w:t>2026-07-15</w:t>
+      <w:t>2026-07-16</w:t>
       <w:br/>
       <w:br/>
     </w:r>

--- a/tillsyn/A 8107-2024 tillsynsbegäran.docx
+++ b/tillsyn/A 8107-2024 tillsynsbegäran.docx
@@ -809,7 +809,7 @@
     <w:r>
       <w:tab/>
       <w:tab/>
-      <w:t>2026-07-16</w:t>
+      <w:t>2026-07-17</w:t>
       <w:br/>
       <w:br/>
     </w:r>

--- a/tillsyn/A 8107-2024 tillsynsbegäran.docx
+++ b/tillsyn/A 8107-2024 tillsynsbegäran.docx
@@ -809,7 +809,7 @@
     <w:r>
       <w:tab/>
       <w:tab/>
-      <w:t>2026-07-17</w:t>
+      <w:t>2026-07-18</w:t>
       <w:br/>
       <w:br/>
     </w:r>

--- a/tillsyn/A 8107-2024 tillsynsbegäran.docx
+++ b/tillsyn/A 8107-2024 tillsynsbegäran.docx
@@ -809,7 +809,7 @@
     <w:r>
       <w:tab/>
       <w:tab/>
-      <w:t>2026-07-18</w:t>
+      <w:t>2026-07-19</w:t>
       <w:br/>
       <w:br/>
     </w:r>

--- a/tillsyn/A 8107-2024 tillsynsbegäran.docx
+++ b/tillsyn/A 8107-2024 tillsynsbegäran.docx
@@ -809,7 +809,7 @@
     <w:r>
       <w:tab/>
       <w:tab/>
-      <w:t>2026-07-19</w:t>
+      <w:t>2026-07-20</w:t>
       <w:br/>
       <w:br/>
     </w:r>

--- a/tillsyn/A 8107-2024 tillsynsbegäran.docx
+++ b/tillsyn/A 8107-2024 tillsynsbegäran.docx
@@ -809,7 +809,7 @@
     <w:r>
       <w:tab/>
       <w:tab/>
-      <w:t>2026-07-20</w:t>
+      <w:t>2026-07-21</w:t>
       <w:br/>
       <w:br/>
     </w:r>

--- a/tillsyn/A 8107-2024 tillsynsbegäran.docx
+++ b/tillsyn/A 8107-2024 tillsynsbegäran.docx
@@ -809,7 +809,7 @@
     <w:r>
       <w:tab/>
       <w:tab/>
-      <w:t>2026-07-21</w:t>
+      <w:t>2026-07-22</w:t>
       <w:br/>
       <w:br/>
     </w:r>

--- a/tillsyn/A 8107-2024 tillsynsbegäran.docx
+++ b/tillsyn/A 8107-2024 tillsynsbegäran.docx
@@ -809,7 +809,7 @@
     <w:r>
       <w:tab/>
       <w:tab/>
-      <w:t>2026-07-22</w:t>
+      <w:t>2026-07-23</w:t>
       <w:br/>
       <w:br/>
     </w:r>

--- a/tillsyn/A 8107-2024 tillsynsbegäran.docx
+++ b/tillsyn/A 8107-2024 tillsynsbegäran.docx
@@ -809,7 +809,7 @@
     <w:r>
       <w:tab/>
       <w:tab/>
-      <w:t>2026-07-23</w:t>
+      <w:t>2026-07-24</w:t>
       <w:br/>
       <w:br/>
     </w:r>

--- a/tillsyn/A 8107-2024 tillsynsbegäran.docx
+++ b/tillsyn/A 8107-2024 tillsynsbegäran.docx
@@ -809,7 +809,7 @@
     <w:r>
       <w:tab/>
       <w:tab/>
-      <w:t>2026-07-24</w:t>
+      <w:t>2026-07-25</w:t>
       <w:br/>
       <w:br/>
     </w:r>

--- a/tillsyn/A 8107-2024 tillsynsbegäran.docx
+++ b/tillsyn/A 8107-2024 tillsynsbegäran.docx
@@ -809,7 +809,7 @@
     <w:r>
       <w:tab/>
       <w:tab/>
-      <w:t>2026-07-25</w:t>
+      <w:t>2026-07-26</w:t>
       <w:br/>
       <w:br/>
     </w:r>

--- a/tillsyn/A 8107-2024 tillsynsbegäran.docx
+++ b/tillsyn/A 8107-2024 tillsynsbegäran.docx
@@ -809,7 +809,7 @@
     <w:r>
       <w:tab/>
       <w:tab/>
-      <w:t>2026-07-26</w:t>
+      <w:t>2026-07-27</w:t>
       <w:br/>
       <w:br/>
     </w:r>

--- a/tillsyn/A 8107-2024 tillsynsbegäran.docx
+++ b/tillsyn/A 8107-2024 tillsynsbegäran.docx
@@ -809,7 +809,7 @@
     <w:r>
       <w:tab/>
       <w:tab/>
-      <w:t>2026-07-27</w:t>
+      <w:t>2026-07-28</w:t>
       <w:br/>
       <w:br/>
     </w:r>

--- a/tillsyn/A 8107-2024 tillsynsbegäran.docx
+++ b/tillsyn/A 8107-2024 tillsynsbegäran.docx
@@ -809,7 +809,7 @@
     <w:r>
       <w:tab/>
       <w:tab/>
-      <w:t>2026-07-28</w:t>
+      <w:t>2026-07-29</w:t>
       <w:br/>
       <w:br/>
     </w:r>

--- a/tillsyn/A 8107-2024 tillsynsbegäran.docx
+++ b/tillsyn/A 8107-2024 tillsynsbegäran.docx
@@ -809,7 +809,7 @@
     <w:r>
       <w:tab/>
       <w:tab/>
-      <w:t>2026-07-29</w:t>
+      <w:t>2026-07-30</w:t>
       <w:br/>
       <w:br/>
     </w:r>

--- a/tillsyn/A 8107-2024 tillsynsbegäran.docx
+++ b/tillsyn/A 8107-2024 tillsynsbegäran.docx
@@ -809,7 +809,7 @@
     <w:r>
       <w:tab/>
       <w:tab/>
-      <w:t>2026-07-30</w:t>
+      <w:t>2026-07-31</w:t>
       <w:br/>
       <w:br/>
     </w:r>

--- a/tillsyn/A 8107-2024 tillsynsbegäran.docx
+++ b/tillsyn/A 8107-2024 tillsynsbegäran.docx
@@ -809,7 +809,7 @@
     <w:r>
       <w:tab/>
       <w:tab/>
-      <w:t>2026-07-31</w:t>
+      <w:t>2026-08-01</w:t>
       <w:br/>
       <w:br/>
     </w:r>

--- a/tillsyn/A 8107-2024 tillsynsbegäran.docx
+++ b/tillsyn/A 8107-2024 tillsynsbegäran.docx
@@ -809,7 +809,7 @@
     <w:r>
       <w:tab/>
       <w:tab/>
-      <w:t>2026-08-01</w:t>
+      <w:t>2026-08-02</w:t>
       <w:br/>
       <w:br/>
     </w:r>

--- a/tillsyn/A 8107-2024 tillsynsbegäran.docx
+++ b/tillsyn/A 8107-2024 tillsynsbegäran.docx
@@ -809,7 +809,7 @@
     <w:r>
       <w:tab/>
       <w:tab/>
-      <w:t>2026-08-02</w:t>
+      <w:t>2026-08-03</w:t>
       <w:br/>
       <w:br/>
     </w:r>

--- a/tillsyn/A 8107-2024 tillsynsbegäran.docx
+++ b/tillsyn/A 8107-2024 tillsynsbegäran.docx
@@ -809,7 +809,7 @@
     <w:r>
       <w:tab/>
       <w:tab/>
-      <w:t>2026-08-03</w:t>
+      <w:t>2026-08-05</w:t>
       <w:br/>
       <w:br/>
     </w:r>

--- a/tillsyn/A 8107-2024 tillsynsbegäran.docx
+++ b/tillsyn/A 8107-2024 tillsynsbegäran.docx
@@ -809,7 +809,7 @@
     <w:r>
       <w:tab/>
       <w:tab/>
-      <w:t>2026-08-05</w:t>
+      <w:t>2026-08-07</w:t>
       <w:br/>
       <w:br/>
     </w:r>

--- a/tillsyn/A 8107-2024 tillsynsbegäran.docx
+++ b/tillsyn/A 8107-2024 tillsynsbegäran.docx
@@ -809,7 +809,7 @@
     <w:r>
       <w:tab/>
       <w:tab/>
-      <w:t>2026-08-07</w:t>
+      <w:t>2026-08-08</w:t>
       <w:br/>
       <w:br/>
     </w:r>

--- a/tillsyn/A 8107-2024 tillsynsbegäran.docx
+++ b/tillsyn/A 8107-2024 tillsynsbegäran.docx
@@ -60,7 +60,7 @@
         <w:spacing w:after="240"/>
       </w:pPr>
       <w:r>
-        <w:t>Figur 1. Fyndplatser för naturvårdsarter i och inom 20 meter från avverkningsanmälan. Markörer utan svart kant är placerade på fyndplatsen. Markörer med svart kant är placerade vid sidan av fyndplatsen har ett svart streck som visar fyndplatsens exakta position. Kartans mittpunktskoordinat är N 6806058, E 493259 i SWEREF 99 TM.</w:t>
+        <w:t>Figur 1. Fyndplatser för naturvårdsarter i och inom 20 meter från avverkningsanmälan. Markörer utan svart kant är placerade på fyndplatsen. Markörer med svart kant är placerade vid sidan av fyndplatsen och har ett svart streck som visar fyndplatsens exakta position. Kartans mittpunktskoordinat är N 6806058, E 493259 i SWEREF 99 TM.</w:t>
       </w:r>
     </w:p>
     <w:p>
@@ -809,7 +809,7 @@
     <w:r>
       <w:tab/>
       <w:tab/>
-      <w:t>2026-08-14</w:t>
+      <w:t>2026-08-15</w:t>
       <w:br/>
       <w:br/>
     </w:r>

--- a/tillsyn/A 8107-2024 tillsynsbegäran.docx
+++ b/tillsyn/A 8107-2024 tillsynsbegäran.docx
@@ -809,7 +809,7 @@
     <w:r>
       <w:tab/>
       <w:tab/>
-      <w:t>2026-08-15</w:t>
+      <w:t>2026-08-16</w:t>
       <w:br/>
       <w:br/>
     </w:r>

--- a/tillsyn/A 8107-2024 tillsynsbegäran.docx
+++ b/tillsyn/A 8107-2024 tillsynsbegäran.docx
@@ -809,7 +809,7 @@
     <w:r>
       <w:tab/>
       <w:tab/>
-      <w:t>2026-08-16</w:t>
+      <w:t>2026-08-17</w:t>
       <w:br/>
       <w:br/>
     </w:r>

--- a/tillsyn/A 8107-2024 tillsynsbegäran.docx
+++ b/tillsyn/A 8107-2024 tillsynsbegäran.docx
@@ -809,7 +809,7 @@
     <w:r>
       <w:tab/>
       <w:tab/>
-      <w:t>2026-08-17</w:t>
+      <w:t>2026-08-18</w:t>
       <w:br/>
       <w:br/>
     </w:r>

--- a/tillsyn/A 8107-2024 tillsynsbegäran.docx
+++ b/tillsyn/A 8107-2024 tillsynsbegäran.docx
@@ -809,7 +809,7 @@
     <w:r>
       <w:tab/>
       <w:tab/>
-      <w:t>2026-08-18</w:t>
+      <w:t>2026-08-19</w:t>
       <w:br/>
       <w:br/>
     </w:r>

--- a/tillsyn/A 8107-2024 tillsynsbegäran.docx
+++ b/tillsyn/A 8107-2024 tillsynsbegäran.docx
@@ -809,7 +809,7 @@
     <w:r>
       <w:tab/>
       <w:tab/>
-      <w:t>2026-08-19</w:t>
+      <w:t>2026-08-20</w:t>
       <w:br/>
       <w:br/>
     </w:r>

--- a/tillsyn/A 8107-2024 tillsynsbegäran.docx
+++ b/tillsyn/A 8107-2024 tillsynsbegäran.docx
@@ -809,7 +809,7 @@
     <w:r>
       <w:tab/>
       <w:tab/>
-      <w:t>2026-08-20</w:t>
+      <w:t>2026-08-21</w:t>
       <w:br/>
       <w:br/>
     </w:r>

--- a/tillsyn/A 8107-2024 tillsynsbegäran.docx
+++ b/tillsyn/A 8107-2024 tillsynsbegäran.docx
@@ -809,7 +809,7 @@
     <w:r>
       <w:tab/>
       <w:tab/>
-      <w:t>2026-08-21</w:t>
+      <w:t>2026-08-22</w:t>
       <w:br/>
       <w:br/>
     </w:r>

--- a/tillsyn/A 8107-2024 tillsynsbegäran.docx
+++ b/tillsyn/A 8107-2024 tillsynsbegäran.docx
@@ -809,7 +809,7 @@
     <w:r>
       <w:tab/>
       <w:tab/>
-      <w:t>2026-08-22</w:t>
+      <w:t>2026-08-23</w:t>
       <w:br/>
       <w:br/>
     </w:r>

--- a/tillsyn/A 8107-2024 tillsynsbegäran.docx
+++ b/tillsyn/A 8107-2024 tillsynsbegäran.docx
@@ -809,7 +809,7 @@
     <w:r>
       <w:tab/>
       <w:tab/>
-      <w:t>2026-08-23</w:t>
+      <w:t>2026-08-24</w:t>
       <w:br/>
       <w:br/>
     </w:r>

--- a/tillsyn/A 8107-2024 tillsynsbegäran.docx
+++ b/tillsyn/A 8107-2024 tillsynsbegäran.docx
@@ -809,7 +809,7 @@
     <w:r>
       <w:tab/>
       <w:tab/>
-      <w:t>2026-08-24</w:t>
+      <w:t>2026-08-25</w:t>
       <w:br/>
       <w:br/>
     </w:r>

--- a/tillsyn/A 8107-2024 tillsynsbegäran.docx
+++ b/tillsyn/A 8107-2024 tillsynsbegäran.docx
@@ -809,7 +809,7 @@
     <w:r>
       <w:tab/>
       <w:tab/>
-      <w:t>2026-08-25</w:t>
+      <w:t>2026-08-26</w:t>
       <w:br/>
       <w:br/>
     </w:r>

--- a/tillsyn/A 8107-2024 tillsynsbegäran.docx
+++ b/tillsyn/A 8107-2024 tillsynsbegäran.docx
@@ -809,7 +809,7 @@
     <w:r>
       <w:tab/>
       <w:tab/>
-      <w:t>2026-08-26</w:t>
+      <w:t>2026-08-27</w:t>
       <w:br/>
       <w:br/>
     </w:r>

--- a/tillsyn/A 8107-2024 tillsynsbegäran.docx
+++ b/tillsyn/A 8107-2024 tillsynsbegäran.docx
@@ -809,7 +809,7 @@
     <w:r>
       <w:tab/>
       <w:tab/>
-      <w:t>2026-08-27</w:t>
+      <w:t>2026-08-28</w:t>
       <w:br/>
       <w:br/>
     </w:r>

--- a/tillsyn/A 8107-2024 tillsynsbegäran.docx
+++ b/tillsyn/A 8107-2024 tillsynsbegäran.docx
@@ -809,7 +809,7 @@
     <w:r>
       <w:tab/>
       <w:tab/>
-      <w:t>2026-08-28</w:t>
+      <w:t>2026-08-29</w:t>
       <w:br/>
       <w:br/>
     </w:r>

--- a/tillsyn/A 8107-2024 tillsynsbegäran.docx
+++ b/tillsyn/A 8107-2024 tillsynsbegäran.docx
@@ -809,7 +809,7 @@
     <w:r>
       <w:tab/>
       <w:tab/>
-      <w:t>2026-08-29</w:t>
+      <w:t>2026-08-31</w:t>
       <w:br/>
       <w:br/>
     </w:r>

--- a/tillsyn/A 8107-2024 tillsynsbegäran.docx
+++ b/tillsyn/A 8107-2024 tillsynsbegäran.docx
@@ -809,7 +809,7 @@
     <w:r>
       <w:tab/>
       <w:tab/>
-      <w:t>2026-08-31</w:t>
+      <w:t>2026-09-01</w:t>
       <w:br/>
       <w:br/>
     </w:r>

--- a/tillsyn/A 8107-2024 tillsynsbegäran.docx
+++ b/tillsyn/A 8107-2024 tillsynsbegäran.docx
@@ -809,7 +809,7 @@
     <w:r>
       <w:tab/>
       <w:tab/>
-      <w:t>2026-09-01</w:t>
+      <w:t>2026-09-02</w:t>
       <w:br/>
       <w:br/>
     </w:r>

--- a/tillsyn/A 8107-2024 tillsynsbegäran.docx
+++ b/tillsyn/A 8107-2024 tillsynsbegäran.docx
@@ -809,7 +809,7 @@
     <w:r>
       <w:tab/>
       <w:tab/>
-      <w:t>2026-09-02</w:t>
+      <w:t>2026-09-03</w:t>
       <w:br/>
       <w:br/>
     </w:r>

--- a/tillsyn/A 8107-2024 tillsynsbegäran.docx
+++ b/tillsyn/A 8107-2024 tillsynsbegäran.docx
@@ -809,7 +809,7 @@
     <w:r>
       <w:tab/>
       <w:tab/>
-      <w:t>2026-09-03</w:t>
+      <w:t>2026-09-04</w:t>
       <w:br/>
       <w:br/>
     </w:r>

--- a/tillsyn/A 8107-2024 tillsynsbegäran.docx
+++ b/tillsyn/A 8107-2024 tillsynsbegäran.docx
@@ -809,7 +809,7 @@
     <w:r>
       <w:tab/>
       <w:tab/>
-      <w:t>2026-09-04</w:t>
+      <w:t>2026-09-05</w:t>
       <w:br/>
       <w:br/>
     </w:r>

--- a/tillsyn/A 8107-2024 tillsynsbegäran.docx
+++ b/tillsyn/A 8107-2024 tillsynsbegäran.docx
@@ -809,7 +809,7 @@
     <w:r>
       <w:tab/>
       <w:tab/>
-      <w:t>2026-09-05</w:t>
+      <w:t>2026-09-06</w:t>
       <w:br/>
       <w:br/>
     </w:r>

--- a/tillsyn/A 8107-2024 tillsynsbegäran.docx
+++ b/tillsyn/A 8107-2024 tillsynsbegäran.docx
@@ -809,7 +809,7 @@
     <w:r>
       <w:tab/>
       <w:tab/>
-      <w:t>2026-09-06</w:t>
+      <w:t>2026-09-07</w:t>
       <w:br/>
       <w:br/>
     </w:r>

--- a/tillsyn/A 8107-2024 tillsynsbegäran.docx
+++ b/tillsyn/A 8107-2024 tillsynsbegäran.docx
@@ -809,7 +809,7 @@
     <w:r>
       <w:tab/>
       <w:tab/>
-      <w:t>2026-09-07</w:t>
+      <w:t>2026-09-08</w:t>
       <w:br/>
       <w:br/>
     </w:r>

--- a/tillsyn/A 8107-2024 tillsynsbegäran.docx
+++ b/tillsyn/A 8107-2024 tillsynsbegäran.docx
@@ -809,7 +809,7 @@
     <w:r>
       <w:tab/>
       <w:tab/>
-      <w:t>2026-09-08</w:t>
+      <w:t>2026-09-09</w:t>
       <w:br/>
       <w:br/>
     </w:r>

--- a/tillsyn/A 8107-2024 tillsynsbegäran.docx
+++ b/tillsyn/A 8107-2024 tillsynsbegäran.docx
@@ -809,7 +809,7 @@
     <w:r>
       <w:tab/>
       <w:tab/>
-      <w:t>2026-09-09</w:t>
+      <w:t>2026-09-10</w:t>
       <w:br/>
       <w:br/>
     </w:r>

--- a/tillsyn/A 8107-2024 tillsynsbegäran.docx
+++ b/tillsyn/A 8107-2024 tillsynsbegäran.docx
@@ -809,7 +809,7 @@
     <w:r>
       <w:tab/>
       <w:tab/>
-      <w:t>2026-09-10</w:t>
+      <w:t>2026-09-11</w:t>
       <w:br/>
       <w:br/>
     </w:r>

--- a/tillsyn/A 8107-2024 tillsynsbegäran.docx
+++ b/tillsyn/A 8107-2024 tillsynsbegäran.docx
@@ -809,7 +809,7 @@
     <w:r>
       <w:tab/>
       <w:tab/>
-      <w:t>2026-09-11</w:t>
+      <w:t>2026-09-12</w:t>
       <w:br/>
       <w:br/>
     </w:r>

--- a/tillsyn/A 8107-2024 tillsynsbegäran.docx
+++ b/tillsyn/A 8107-2024 tillsynsbegäran.docx
@@ -809,7 +809,7 @@
     <w:r>
       <w:tab/>
       <w:tab/>
-      <w:t>2026-09-12</w:t>
+      <w:t>2026-09-13</w:t>
       <w:br/>
       <w:br/>
     </w:r>
